--- a/docs/reports/VN_Infra_MI_Weekly_Report_20260905.docx
+++ b/docs/reports/VN_Infra_MI_Weekly_Report_20260905.docx
@@ -270,7 +270,7 @@
                 <w:sz w:val="19"/>
                 <w:szCs w:val="19"/>
               </w:rPr>
-              <w:t xml:space="preserve">119건 (신규 80건 포함)</w:t>
+              <w:t xml:space="preserve">137건 (신규 90건 포함)</w:t>
             </w:r>
           </w:p>
         </w:tc>
@@ -408,7 +408,7 @@
           <w:sz w:val="20"/>
           <w:szCs w:val="20"/>
         </w:rPr>
-        <w:t xml:space="preserve">1. 호치민-롱탄 공항 연결 교통망 가속화: 벤탄-수오이띠엔 지하철 연장 승인 및 투티엠-롱탄 철도 2026년 9월 착공 추진.</w:t>
+        <w:t xml:space="preserve">1. 푸바이 공항, 2050년 연 1,200만 명 수용 목표 단계적 확장 추진</w:t>
       </w:r>
     </w:p>
     <w:p>
@@ -422,7 +422,7 @@
           <w:sz w:val="20"/>
           <w:szCs w:val="20"/>
         </w:rPr>
-        <w:t xml:space="preserve">2. 폐수 처리 기술 국산화 목표 수립: 베트남 정부, 2030년까지 폐수 처리 기술 국내 공급률 70~80% 달성 정책 발표.</w:t>
+        <w:t xml:space="preserve">2. 정부 주도로 오염 수자원 복원 시범 사업 및 후에시 JICA ODA 추진</w:t>
       </w:r>
     </w:p>
     <w:p>
@@ -436,7 +436,7 @@
           <w:sz w:val="20"/>
           <w:szCs w:val="20"/>
         </w:rPr>
-        <w:t xml:space="preserve">3. 베-러 원전 및 에너지 협력 재개: 토 람 서기장 방러 계기 원자력 발전소 건설 및 석유·가스 협력 확대 논의.</w:t>
+        <w:t xml:space="preserve">3. 글로벌 파트너 연계 저탄소 에너지 전환을 위한 CCUS 협력 모색</w:t>
       </w:r>
     </w:p>
     <w:p>
@@ -464,7 +464,7 @@
           <w:sz w:val="20"/>
           <w:szCs w:val="20"/>
         </w:rPr>
-        <w:t xml:space="preserve">Power/에너지: 베-러 포괄적 협력을 통한 원전·가스 사업 재개 논의, 안장성 APEC 대비 전력 프로젝트 완료.</w:t>
+        <w:t xml:space="preserve">Power/에너지: Sinopec 등 국제 파트너와 저탄소 에너지 확대를 위한 글로벌 CCUS(탄소 포집·활용·저장) 협력 이니셔티브 개시.</w:t>
       </w:r>
     </w:p>
     <w:p>
@@ -478,7 +478,7 @@
           <w:sz w:val="20"/>
           <w:szCs w:val="20"/>
         </w:rPr>
-        <w:t xml:space="preserve">환경인프라: 2030년 폐수 기술 국산화(70~80%) 정책 추진, 샘부아 975억 동 규모 고형폐기물 처리장 가동 임박.</w:t>
+        <w:t xml:space="preserve">환경인프라: 부총리 주도로 박흥하이 강 등 오염 수자원 복원 시범 사업을 촉구했으며, 후에시는 물 환경 개선 2단계를 위해 JICA ODA 대출 요청.</w:t>
       </w:r>
     </w:p>
     <w:p>
@@ -492,7 +492,7 @@
           <w:sz w:val="20"/>
           <w:szCs w:val="20"/>
         </w:rPr>
-        <w:t xml:space="preserve">교통/산업단지: 호치민시 도심 입체도로 구축 및 롱탄 공항 연계 철도망 확충, 하노이시 FDI 유치용 인프라 정비 지속.</w:t>
+        <w:t xml:space="preserve">교통산업단지: 베트남 교통부 및 운영사, 푸바이 공항을 2050년까지 연간 승객 1,200만 명 수용 규모로 확장하는 단계적 마스터플랜 추진.</w:t>
       </w:r>
     </w:p>
     <w:p>
@@ -3193,20 +3193,6 @@
     </w:p>
     <w:p>
       <w:pPr>
-        <w:spacing w:after="100"/>
-      </w:pPr>
-      <w:r>
-        <w:rPr>
-          <w:rFonts w:ascii="Arial" w:cs="Arial" w:eastAsia="Arial" w:hAnsi="Arial"/>
-          <w:color w:val="1A1A1A"/>
-          <w:sz w:val="20"/>
-          <w:szCs w:val="20"/>
-        </w:rPr>
-        <w:t xml:space="preserve">베트남 인프라 개발 전문 시장정보(MI) 보고서입니다. 수집된 최신 기사를 기반으로 분석한 경영진 보고용 인사이트입니다.</w:t>
-      </w:r>
-    </w:p>
-    <w:p>
-      <w:pPr>
         <w:pStyle w:val="ListParagraph"/>
         <w:numPr>
           <w:ilvl w:val="0"/>
@@ -3232,7 +3218,7 @@
           <w:sz w:val="20"/>
           <w:szCs w:val="20"/>
         </w:rPr>
-        <w:t xml:space="preserve">**이번 주 핵심 진행사항 (사업 추진 현황)**: '전국 고형폐기물 통합관리 국가전략 2025/2050' 마스터플랜에 따라 베트남 전역에서 지방 정부 주도의 폐기물 처리 인프라 구축 및 환경 정비 사업이 활발히 추진되고 있습니다. Sâm Bua 지역에서는 975억 동(VND) 규모의 고형 폐기물 처리장이 조만간 본격 가동을 앞두고 있으며, 탄화(Thanh Hóa)성에서는 도시 위생 개선 정화 사업이 전개되고 있습니다. 또한 호치민시에서는 생활폐기물 수집·운송·처리에 대한 새로운 가격 규정 개정과 함께 2027년 시행을 목표로 한 의무 분리배출 정책 수립 및 민관 협력 계획이 착수되었습니다.</w:t>
+        <w:t xml:space="preserve">**이번 주 핵심 진행사항 (사업 추진 현황):** 베트남 정부의 '전국 고형폐기물 통합관리 국가전략 2025/2050'에 발맞추어 지방정부 중심의 환경 인프라 확충 및 관리 정책이 본격화되고 있으며, 약 975억 동 규모의 샘 부아(Sam Bua) 고형폐기물 처리장 가동 임박, 탄화(Thanh Hoa)성의 도시 환경 정화 사업 추진, 호찌민시의 2027년 생활폐기물 의무 분리배출 및 수수료 체계 개편안 마련 등 인프라 가동과 제도적 정비가 동시에 진행 중입니다.</w:t>
       </w:r>
     </w:p>
     <w:p>
@@ -3262,7 +3248,7 @@
           <w:sz w:val="20"/>
           <w:szCs w:val="20"/>
         </w:rPr>
-        <w:t xml:space="preserve">**투자 및 사업 기회 시그널 (한국 기업 관점)**: 지방 정부의 폐기물 처리 인프라 가동과 대도시의 폐기물 수수료 체계 현실화 및 의무 분리배출 정책 추진은 폐기물 수집·운송·처리 전반의 시장 규모 확대를 의미합니다. 이는 친환경 폐기물 에너지화(Waste-to-Energy) 소각 기술, 자동화 분리배출 솔루션, 선진 폐기물 수집·운송 장비 분야에서 우수한 기술력을 보유한 한국 기업에 EPC(설계·조달·시공) 참여, 기자재 공급 및 민관협력사업(PPP) 진출 기회로 작용할 수 있습니다.</w:t>
+        <w:t xml:space="preserve">**투자 및 사업 기회 시그널 (한국 기업 관점):** 호찌민시의 2027년 폐기물 의무 분리배출 및 처리 요금제 시행은 폐기물 분류·수거 솔루션, 리사이클링 기술, 스마트 환경 관리 플랫폼에 대한 수요 증가를 시사하며, 현지 정부 및 다국적 기업(유니레버 등)과의 협력을 통한 국내 환경 EPC 및 스마트 환경 솔루션 기업의 베트남 시장 진출 기회가 확대될 것으로 전망됩니다.</w:t>
       </w:r>
     </w:p>
     <w:p>
@@ -3292,7 +3278,7 @@
           <w:sz w:val="20"/>
           <w:szCs w:val="20"/>
         </w:rPr>
-        <w:t xml:space="preserve">**리스크 또는 지연 징후 (없으면 특이사항 없음)**: 호치민시의 2027년 의무 생활폐기물 분리배출 정책 추진 사업의 경우, 현재 예산이 확정되지 않은 초기 계획 단계에 머물러 있습니다. 따라서 향후 세부 예산 확보 및 조달 프로세스의 지연 여부와 정책 세부 시행령 수립 과정을 지속적으로 모니터링할 필요가 있습니다.</w:t>
+        <w:t xml:space="preserve">**리스크 또는 지연 징후 (없으면 특이사항 없음):** 현재 수집된 기사 기준 프로젝트 지연이나 사업 중단에 대한 특이사항은 없으나, 호찌민시의 2027년 신규 요금제 개편 및 의무화 시행 과정에서 주민 수용성 확보와 수거 체계의 실효성 확보 여부가 단기적인 제도 안착의 변수로 작용할 수 있습니다.</w:t>
       </w:r>
     </w:p>
     <w:p>
@@ -3645,7 +3631,7 @@
                 <w:sz w:val="16"/>
                 <w:szCs w:val="16"/>
               </w:rPr>
-              <w:t xml:space="preserve">베트남 Sâm Bua 지역의 쓰레기 산 문제를 해결하기 위해 975억 동 규모의 고형폐기물 처리시설이 곧 가동될 예정입니다. 이 시설은 지역의 폐기물 처리 능력을 대폭 개선할 것으로 기대됩니다.</w:t>
+              <w:t xml:space="preserve">① Sam Bua 고형폐기물 처리장 ② 975억 동(약 5천만 달러) 규모 ③ 운영 준비 중(2026년 9월 기준 곧 가동) ④ 베트남 정부 주도 프로젝트 ⑤ 즉시 운영 개시 예정. Sam Bua '쓰레기 산' 문제...</w:t>
             </w:r>
           </w:p>
         </w:tc>
@@ -3785,7 +3771,7 @@
                 <w:sz w:val="16"/>
                 <w:szCs w:val="16"/>
               </w:rPr>
-              <w:t xml:space="preserve">탄호아성이 도시질서 재정립을 위해 결단력 있게 추진 중이며, 공무원과 지도자들이 환경미화 활동에 참여하고 있다. 도시 환경 개선과 위생 정화를 통한 도시 정돈 사업을 강력히 진행 중이다.</w:t>
+              <w:t xml:space="preserve">①사업명: 탄호아 도시질서 복구 및 환경미화사업 ②규모: 명시되지 않음 ③현재진행단계: 운영 중 ④주요기관: 탄호아성 정부, 지역 관계자 및 지도부 ⑤핵심일정: 2026년 9월 5일 환경미화 활동 실시. VN-SWM...</w:t>
             </w:r>
           </w:p>
         </w:tc>
@@ -3925,7 +3911,7 @@
                 <w:sz w:val="16"/>
                 <w:szCs w:val="16"/>
               </w:rPr>
-              <w:t xml:space="preserve">호치민시 의무 생활폐기물 분리배출 정책(VN-SWM-NATIONAL-2030): 2027년부터 시행, 예산 미정, 계획 단계. 호치민시 농업환경부·Unilever Vietnam·GRAC 주도. 탄미 지구 MRF 시범...</w:t>
+              <w:t xml:space="preserve">호찌민시 생활폐기물 분류수거·운반·처리 요금제 ② 2027년부터 의무 시행 예정 ③ 계획 단계 ④ 호찌민시 농업환경부, 유니레버 베트남, GRAC ⑤ 2027년 의무적 폐기물 분류 시행 예정, 탄미 지역 시범 MRF...</w:t>
             </w:r>
           </w:p>
         </w:tc>
@@ -5597,7 +5583,21 @@
           <w:sz w:val="20"/>
           <w:szCs w:val="20"/>
         </w:rPr>
-        <w:t xml:space="preserve">**이번 주 핵심 진행사항 (사업 추진 현황)**: 응에안성 인민위원회와 환경부를 중심으로 우기 도래 전 수해 예방을 위한 배수 병목 해소 프로젝트가 계획 및 준비 단계에 착수하였으며, 호찌민시에서는 40개국 450여 개 기업과 1만 1천 명의 참관객이 참여하는 'Vietwater 2026 Expo'가 개최되어 수자원 및 폐수 처리 분야의 신기술 공유와 비즈니스 협의가 활발히 이루어지고 있습니다.</w:t>
+        <w:t xml:space="preserve">**이번 주 핵심 진행사항 (사업 추진 현황)**</w:t>
+      </w:r>
+    </w:p>
+    <w:p>
+      <w:pPr>
+        <w:spacing w:after="100"/>
+      </w:pPr>
+      <w:r>
+        <w:rPr>
+          <w:rFonts w:ascii="Arial" w:cs="Arial" w:eastAsia="Arial" w:hAnsi="Arial"/>
+          <w:color w:val="1A1A1A"/>
+          <w:sz w:val="20"/>
+          <w:szCs w:val="20"/>
+        </w:rPr>
+        <w:t xml:space="preserve">  베트남 응에안성 정부와 환경부가 국가 수자원 전략 2030 및 수자원법(2023)에 발맞추어 우기 대비 배수 병목 현상을 해결하기 위한 긴급 정비 사업 계획을 수립하였으며, 수자원 관리 인프라 확충 기조 속에서 동남아 주요 수처리 전시회인 'Vietwater 2026' 개최 준비가 본격화되고 있습니다.</w:t>
       </w:r>
     </w:p>
     <w:p>
@@ -5627,7 +5627,21 @@
           <w:sz w:val="20"/>
           <w:szCs w:val="20"/>
         </w:rPr>
-        <w:t xml:space="preserve">**투자 및 사업 기회 시그널 (한국 기업 관점)**: 수자원법 2023 및 국가 수자원 전략 2030 정책 기조에 따라 지방정부 차원의 수재해 예방 및 도심 배수 인프라 개선 사업이 가시화되고 있으며, Vietwater 2026과 같은 비즈니스 플랫폼을 활용해 한국의 고급 수처리·하수처리 기술, 스마트 배수 솔루션, 수문 기자재 분야 기업들의 베트남 시장 진출 및 현지 프로젝트 수주 기회가 확대될 것으로 전망됩니다.</w:t>
+        <w:t xml:space="preserve">**투자 및 사업 기회 시그널 (한국 기업 관점)**</w:t>
+      </w:r>
+    </w:p>
+    <w:p>
+      <w:pPr>
+        <w:spacing w:after="100"/>
+      </w:pPr>
+      <w:r>
+        <w:rPr>
+          <w:rFonts w:ascii="Arial" w:cs="Arial" w:eastAsia="Arial" w:hAnsi="Arial"/>
+          <w:color w:val="1A1A1A"/>
+          <w:sz w:val="20"/>
+          <w:szCs w:val="20"/>
+        </w:rPr>
+        <w:t xml:space="preserve">  지방정부 차원의 도시 배수·홍수 방지 인프라 정비 수요가 구체화되고 글로벌 수처리 산업 플랫폼인 'Vietwater 2026'이 추진됨에 따라, 고효율 하수처리 및 스마트 배수 제어 기술을 보유한 한국 기업들에게 베트남 시장 내 기술 홍보, 현지 파트너십 확보, 프로젝트 참여 기회가 확대될 것으로 전망됩니다.</w:t>
       </w:r>
     </w:p>
     <w:p>
@@ -5657,7 +5671,21 @@
           <w:sz w:val="20"/>
           <w:szCs w:val="20"/>
         </w:rPr>
-        <w:t xml:space="preserve">**리스크 또는 지연 징후 (없으면 특이사항 없음)**: 응에안성의 배수 막힘 해소 사업은 우기 도래 전 긴급 처리가 필요한 과제임에도 불구하고 구체적인 사업 규모와 예산 구조가 명시되지 않은 초동 준비 단계에 머물러 있어, 행정 절차 지연 시 수해 피해 발생 및 공기 연장의 리스크가 존재합니다.</w:t>
+        <w:t xml:space="preserve">**리스크 또는 지연 징후 (없으면 특이사항 없음)**</w:t>
+      </w:r>
+    </w:p>
+    <w:p>
+      <w:pPr>
+        <w:spacing w:after="100"/>
+      </w:pPr>
+      <w:r>
+        <w:rPr>
+          <w:rFonts w:ascii="Arial" w:cs="Arial" w:eastAsia="Arial" w:hAnsi="Arial"/>
+          <w:color w:val="1A1A1A"/>
+          <w:sz w:val="20"/>
+          <w:szCs w:val="20"/>
+        </w:rPr>
+        <w:t xml:space="preserve">  응에안성의 배수 정비 사업은 우기 전 긴급 처리를 목표로 하고 있으나, 구체적인 사업 규모와 예산이 미확정된 초기 계획 단계이므로 우기 내 공사 지연 및 행정 절차에 따른 착공 차질 가능성을 유의할 필요가 있습니다.</w:t>
       </w:r>
     </w:p>
     <w:p>
@@ -5732,7 +5760,7 @@
                 <w:sz w:val="20"/>
                 <w:szCs w:val="20"/>
               </w:rPr>
-              <w:t xml:space="preserve">🆕 신규 기사: 2건</w:t>
+              <w:t xml:space="preserve">🆕 신규 기사: 0건</w:t>
             </w:r>
           </w:p>
         </w:tc>
@@ -5766,7 +5794,7 @@
                 <w:sz w:val="20"/>
                 <w:szCs w:val="20"/>
               </w:rPr>
-              <w:t xml:space="preserve">📋 기존 기사: 0건</w:t>
+              <w:t xml:space="preserve">📋 기존 기사: 2건</w:t>
             </w:r>
           </w:p>
         </w:tc>
@@ -5946,26 +5974,26 @@
               <w:bottom w:val="single" w:color="DDDDDD" w:sz="1"/>
               <w:right w:val="single" w:color="DDDDDD" w:sz="1"/>
             </w:tcBorders>
-            <w:shd w:fill="E8F5E9" w:val="clear"/>
-            <w:tcMar>
-              <w:top w:type="dxa" w:w="100"/>
-              <w:left w:type="dxa" w:w="150"/>
-              <w:bottom w:type="dxa" w:w="100"/>
-              <w:right w:type="dxa" w:w="150"/>
-            </w:tcMar>
-          </w:tcPr>
-          <w:p>
-            <w:pPr>
-              <w:jc w:val="center"/>
-            </w:pPr>
-            <w:r>
-              <w:rPr>
-                <w:rFonts w:ascii="Arial" w:cs="Arial" w:eastAsia="Arial" w:hAnsi="Arial"/>
-                <w:color w:val="2E7D32"/>
+            <w:shd w:fill="FFFFFF" w:val="clear"/>
+            <w:tcMar>
+              <w:top w:type="dxa" w:w="100"/>
+              <w:left w:type="dxa" w:w="150"/>
+              <w:bottom w:type="dxa" w:w="100"/>
+              <w:right w:type="dxa" w:w="150"/>
+            </w:tcMar>
+          </w:tcPr>
+          <w:p>
+            <w:pPr>
+              <w:jc w:val="center"/>
+            </w:pPr>
+            <w:r>
+              <w:rPr>
+                <w:rFonts w:ascii="Arial" w:cs="Arial" w:eastAsia="Arial" w:hAnsi="Arial"/>
+                <w:color w:val="5F5E5A"/>
                 <w:sz w:val="18"/>
                 <w:szCs w:val="18"/>
               </w:rPr>
-              <w:t xml:space="preserve">🆕</w:t>
+              <w:t xml:space="preserve">·</w:t>
             </w:r>
           </w:p>
         </w:tc>
@@ -5978,20 +6006,20 @@
               <w:bottom w:val="single" w:color="DDDDDD" w:sz="1"/>
               <w:right w:val="single" w:color="DDDDDD" w:sz="1"/>
             </w:tcBorders>
-            <w:shd w:fill="E8F5E9" w:val="clear"/>
-            <w:tcMar>
-              <w:top w:type="dxa" w:w="100"/>
-              <w:left w:type="dxa" w:w="150"/>
-              <w:bottom w:type="dxa" w:w="100"/>
-              <w:right w:type="dxa" w:w="150"/>
-            </w:tcMar>
-          </w:tcPr>
-          <w:p>
-            <w:r>
-              <w:rPr>
-                <w:rFonts w:ascii="Arial" w:cs="Arial" w:eastAsia="Arial" w:hAnsi="Arial"/>
-                <w:b/>
-                <w:bCs/>
+            <w:shd w:fill="FFFFFF" w:val="clear"/>
+            <w:tcMar>
+              <w:top w:type="dxa" w:w="100"/>
+              <w:left w:type="dxa" w:w="150"/>
+              <w:bottom w:type="dxa" w:w="100"/>
+              <w:right w:type="dxa" w:w="150"/>
+            </w:tcMar>
+          </w:tcPr>
+          <w:p>
+            <w:r>
+              <w:rPr>
+                <w:rFonts w:ascii="Arial" w:cs="Arial" w:eastAsia="Arial" w:hAnsi="Arial"/>
+                <w:b w:val="false"/>
+                <w:bCs w:val="false"/>
                 <w:color w:val="1A1A1A"/>
                 <w:sz w:val="18"/>
                 <w:szCs w:val="18"/>
@@ -6010,7 +6038,11 @@
                 <w:sz w:val="16"/>
                 <w:szCs w:val="16"/>
               </w:rPr>
-              <w:t xml:space="preserve">①응에안성 우기 전 배수 막힘 해소 프로젝트 ②구체적 규모 미제시 ③계획/준비단계 ④응에안성 인민위원회, 환경부 ⑤우기 도래 전 긴급 처리 필요</w:t>
+              <w:t xml:space="preserve">① 응에안성 우기 전 배수 막힘 현상 해결 사업
+② 구체적 규모 미기재
+③ 계획 단계
+④ 응에안성 정부, 환경부
+⑤ 우기 전 긴급 처리 (2026년 9월)</w:t>
             </w:r>
           </w:p>
         </w:tc>
@@ -6023,7 +6055,7 @@
               <w:bottom w:val="single" w:color="DDDDDD" w:sz="1"/>
               <w:right w:val="single" w:color="DDDDDD" w:sz="1"/>
             </w:tcBorders>
-            <w:shd w:fill="E8F5E9" w:val="clear"/>
+            <w:shd w:fill="FFFFFF" w:val="clear"/>
             <w:tcMar>
               <w:top w:type="dxa" w:w="100"/>
               <w:left w:type="dxa" w:w="150"/>
@@ -6052,7 +6084,7 @@
               <w:bottom w:val="single" w:color="DDDDDD" w:sz="1"/>
               <w:right w:val="single" w:color="DDDDDD" w:sz="1"/>
             </w:tcBorders>
-            <w:shd w:fill="E8F5E9" w:val="clear"/>
+            <w:shd w:fill="FFFFFF" w:val="clear"/>
             <w:tcMar>
               <w:top w:type="dxa" w:w="100"/>
               <w:left w:type="dxa" w:w="150"/>
@@ -6086,26 +6118,26 @@
               <w:bottom w:val="single" w:color="DDDDDD" w:sz="1"/>
               <w:right w:val="single" w:color="DDDDDD" w:sz="1"/>
             </w:tcBorders>
-            <w:shd w:fill="E8F5E9" w:val="clear"/>
-            <w:tcMar>
-              <w:top w:type="dxa" w:w="100"/>
-              <w:left w:type="dxa" w:w="150"/>
-              <w:bottom w:type="dxa" w:w="100"/>
-              <w:right w:type="dxa" w:w="150"/>
-            </w:tcMar>
-          </w:tcPr>
-          <w:p>
-            <w:pPr>
-              <w:jc w:val="center"/>
-            </w:pPr>
-            <w:r>
-              <w:rPr>
-                <w:rFonts w:ascii="Arial" w:cs="Arial" w:eastAsia="Arial" w:hAnsi="Arial"/>
-                <w:color w:val="2E7D32"/>
+            <w:shd w:fill="FFFFFF" w:val="clear"/>
+            <w:tcMar>
+              <w:top w:type="dxa" w:w="100"/>
+              <w:left w:type="dxa" w:w="150"/>
+              <w:bottom w:type="dxa" w:w="100"/>
+              <w:right w:type="dxa" w:w="150"/>
+            </w:tcMar>
+          </w:tcPr>
+          <w:p>
+            <w:pPr>
+              <w:jc w:val="center"/>
+            </w:pPr>
+            <w:r>
+              <w:rPr>
+                <w:rFonts w:ascii="Arial" w:cs="Arial" w:eastAsia="Arial" w:hAnsi="Arial"/>
+                <w:color w:val="5F5E5A"/>
                 <w:sz w:val="18"/>
                 <w:szCs w:val="18"/>
               </w:rPr>
-              <w:t xml:space="preserve">🆕</w:t>
+              <w:t xml:space="preserve">·</w:t>
             </w:r>
           </w:p>
         </w:tc>
@@ -6118,20 +6150,20 @@
               <w:bottom w:val="single" w:color="DDDDDD" w:sz="1"/>
               <w:right w:val="single" w:color="DDDDDD" w:sz="1"/>
             </w:tcBorders>
-            <w:shd w:fill="E8F5E9" w:val="clear"/>
-            <w:tcMar>
-              <w:top w:type="dxa" w:w="100"/>
-              <w:left w:type="dxa" w:w="150"/>
-              <w:bottom w:type="dxa" w:w="100"/>
-              <w:right w:type="dxa" w:w="150"/>
-            </w:tcMar>
-          </w:tcPr>
-          <w:p>
-            <w:r>
-              <w:rPr>
-                <w:rFonts w:ascii="Arial" w:cs="Arial" w:eastAsia="Arial" w:hAnsi="Arial"/>
-                <w:b/>
-                <w:bCs/>
+            <w:shd w:fill="FFFFFF" w:val="clear"/>
+            <w:tcMar>
+              <w:top w:type="dxa" w:w="100"/>
+              <w:left w:type="dxa" w:w="150"/>
+              <w:bottom w:type="dxa" w:w="100"/>
+              <w:right w:type="dxa" w:w="150"/>
+            </w:tcMar>
+          </w:tcPr>
+          <w:p>
+            <w:r>
+              <w:rPr>
+                <w:rFonts w:ascii="Arial" w:cs="Arial" w:eastAsia="Arial" w:hAnsi="Arial"/>
+                <w:b w:val="false"/>
+                <w:bCs w:val="false"/>
                 <w:color w:val="1A1A1A"/>
                 <w:sz w:val="18"/>
                 <w:szCs w:val="18"/>
@@ -6150,11 +6182,7 @@
                 <w:sz w:val="16"/>
                 <w:szCs w:val="16"/>
               </w:rPr>
-              <w:t xml:space="preserve">사업명: Vietwater 2026 Expo(제17회 베트남 국제 수처리·하수처리 전시회)
-규모: 40개국 450개 기업, 11,000명 참관객
-단계: 운영 중
-기관: 호찌민시 SECC, 베트남 정부부처, 국제기구
-...</w:t>
+              <w:t xml:space="preserve">①Vietwater 2026 Expo(제17회 베트남 국제 수처리·하수처리 기술 전시회) ②전 세계 40여 개국 450개 이상 기업, 11,000명 이상 전문 참관객 참여 ③계획 단계(2026년 11월 4-6일 개최...</w:t>
             </w:r>
           </w:p>
         </w:tc>
@@ -6167,7 +6195,7 @@
               <w:bottom w:val="single" w:color="DDDDDD" w:sz="1"/>
               <w:right w:val="single" w:color="DDDDDD" w:sz="1"/>
             </w:tcBorders>
-            <w:shd w:fill="E8F5E9" w:val="clear"/>
+            <w:shd w:fill="FFFFFF" w:val="clear"/>
             <w:tcMar>
               <w:top w:type="dxa" w:w="100"/>
               <w:left w:type="dxa" w:w="150"/>
@@ -6196,7 +6224,7 @@
               <w:bottom w:val="single" w:color="DDDDDD" w:sz="1"/>
               <w:right w:val="single" w:color="DDDDDD" w:sz="1"/>
             </w:tcBorders>
-            <w:shd w:fill="E8F5E9" w:val="clear"/>
+            <w:shd w:fill="FFFFFF" w:val="clear"/>
             <w:tcMar>
               <w:top w:type="dxa" w:w="100"/>
               <w:left w:type="dxa" w:w="150"/>
@@ -7432,7 +7460,7 @@
           <w:sz w:val="20"/>
           <w:szCs w:val="20"/>
         </w:rPr>
-        <w:t xml:space="preserve">수집된 기사를 바탕으로 분석한 경영진 보고용 인사이트는 다음과 같습니다.</w:t>
+        <w:t xml:space="preserve">수집된 기사를 바탕으로 작성한 경영진 보고용 인사이트입니다.</w:t>
       </w:r>
     </w:p>
     <w:p>
@@ -7462,7 +7490,21 @@
           <w:sz w:val="20"/>
           <w:szCs w:val="20"/>
         </w:rPr>
-        <w:t xml:space="preserve">**이번 주 핵심 진행사항 (사업 추진 현황):** 베트남 호치민에서 40개국 이상 450여 개 기업과 1만 1천 명 이상의 관계자가 참가하는 'Vietwater 2026' 전시회가 계획 단계에 진입하였으며, 베트남 수도권 및 산업시설 관련 기관과 독일·일본 등 주요 글로벌 기업들이 물 및 폐수 처리 첨단 기술을 선보일 예정입니다.</w:t>
+        <w:t xml:space="preserve">**이번 주 핵심 진행사항 (사업 추진 현황)**</w:t>
+      </w:r>
+    </w:p>
+    <w:p>
+      <w:pPr>
+        <w:spacing w:after="100"/>
+      </w:pPr>
+      <w:r>
+        <w:rPr>
+          <w:rFonts w:ascii="Arial" w:cs="Arial" w:eastAsia="Arial" w:hAnsi="Arial"/>
+          <w:color w:val="1A1A1A"/>
+          <w:sz w:val="20"/>
+          <w:szCs w:val="20"/>
+        </w:rPr>
+        <w:t xml:space="preserve">  베트남 수도권 및 주요 산업시설 관련 기관과 독일·일본 등 40여 개국 450개 이상의 전시업체가 참가하는 물·폐수 처리 기술 전시회 'Vietwater 2026'이 호치민 개최를 목표로 계획 단계에 착수하며 국가 상수도 개발전략 2030 관련 기술 교류 및 사업 추진의 기반을 마련하고 있습니다.</w:t>
       </w:r>
     </w:p>
     <w:p>
@@ -7492,7 +7534,21 @@
           <w:sz w:val="20"/>
           <w:szCs w:val="20"/>
         </w:rPr>
-        <w:t xml:space="preserve">**투자 및 사업 기회 시그널 (한국 기업 관점):** 국가 상수도 개발전략 2030과 연계하여 베트남 도시권 및 산업단지의 고도 물·폐수 처리 인프라 수요가 급증하고 있으므로, 독일·일본 등 선점 경쟁국에 대응하여 한국 기업은 현지 핵심 정부 기관 및 산업시설 발주처와의 네트워크를 확보하고 수주 기회를 창출할 수 있는 플랫폼으로 활용해야 합니다.</w:t>
+        <w:t xml:space="preserve">**투자 및 사업 기회 시그널 (한국 기업 관점)**</w:t>
+      </w:r>
+    </w:p>
+    <w:p>
+      <w:pPr>
+        <w:spacing w:after="100"/>
+      </w:pPr>
+      <w:r>
+        <w:rPr>
+          <w:rFonts w:ascii="Arial" w:cs="Arial" w:eastAsia="Arial" w:hAnsi="Arial"/>
+          <w:color w:val="1A1A1A"/>
+          <w:sz w:val="20"/>
+          <w:szCs w:val="20"/>
+        </w:rPr>
+        <w:t xml:space="preserve">  베트남 정부의 2030 국가 상수도 개발전략에 따라 수도권 및 산업단지 중심의 첨단 수처리·폐수처리 인프라 수요가 확대될 것으로 예상되므로, 한국 기업은 본 전시회 참가를 통해 현지 정부·발주처 및 글로벌 파트너사와의 네트워크를 구축하고 시장 진출 기회를 모색할 수 있습니다.</w:t>
       </w:r>
     </w:p>
     <w:p>
@@ -7522,7 +7578,21 @@
           <w:sz w:val="20"/>
           <w:szCs w:val="20"/>
         </w:rPr>
-        <w:t xml:space="preserve">**리스크 또는 지연 징후 (없으면 특이사항 없음):** 현재 전시회 준비 및 추진을 위한 초기 계획 단계로 사업 진행상의 지연이나 정책적 위험 요인은 발견되지 않아 특이사항은 없습니다.</w:t>
+        <w:t xml:space="preserve">**리스크 또는 지연 징후 (없으면 특이사항 없음)**</w:t>
+      </w:r>
+    </w:p>
+    <w:p>
+      <w:pPr>
+        <w:spacing w:after="100"/>
+      </w:pPr>
+      <w:r>
+        <w:rPr>
+          <w:rFonts w:ascii="Arial" w:cs="Arial" w:eastAsia="Arial" w:hAnsi="Arial"/>
+          <w:color w:val="1A1A1A"/>
+          <w:sz w:val="20"/>
+          <w:szCs w:val="20"/>
+        </w:rPr>
+        <w:t xml:space="preserve">  현재 행사 계획 단계로 직접적인 사업 지연이나 규제 관련 리스크 징후는 포착되지 않았으나(특이사항 없음), 독일·일본 등 기술 선진국 기업들의 적극적인 시장 참여로 인한 현지 진출 경쟁 심화 가능성에 유의할 필요가 있습니다.</w:t>
       </w:r>
     </w:p>
     <w:p>
@@ -9648,23 +9718,6 @@
     </w:p>
     <w:p>
       <w:pPr>
-        <w:pStyle w:val="Heading3"/>
-        <w:spacing w:after="80" w:before="180"/>
-      </w:pPr>
-      <w:r>
-        <w:rPr>
-          <w:rFonts w:ascii="Arial" w:cs="Arial" w:eastAsia="Arial" w:hAnsi="Arial"/>
-          <w:b/>
-          <w:bCs/>
-          <w:color w:val="0D3A6A"/>
-          <w:sz w:val="22"/>
-          <w:szCs w:val="22"/>
-        </w:rPr>
-        <w:t xml:space="preserve">[경영진 보고용 인프라 시장 분석 인사이트]</w:t>
-      </w:r>
-    </w:p>
-    <w:p>
-      <w:pPr>
         <w:pStyle w:val="ListParagraph"/>
         <w:numPr>
           <w:ilvl w:val="0"/>
@@ -9690,7 +9743,7 @@
           <w:sz w:val="20"/>
           <w:szCs w:val="20"/>
         </w:rPr>
-        <w:t xml:space="preserve">**이번 주 핵심 진행사항 (사업 추진 현황)**: 아시아개발은행(ADB)과 칸호아성 정부가 약 2조 3,000억 동(약 1억 1,500만 달러) 규모의 하수도 인프라 구축 사업(VN-WW-203) 추진을 확정하고, 현재 자금 조성 및 세부 설계 단계에 착수했습니다.</w:t>
+        <w:t xml:space="preserve">이번 주 핵심 진행사항 (사업 추진 현황): 아시아개발은행(ADB)이 베트남 칸호아성(Khanh Hoa) 하수도 인프라 구축 사업에 2조 3,000억 동(약 1억 1,500만 달러) 규모의 자금을 제공하기로 승인함에 따라, 해당 프로젝트가 자금 조성 및 세부 설계 단계에 본격 진입했습니다.</w:t>
       </w:r>
     </w:p>
     <w:p>
@@ -9720,7 +9773,7 @@
           <w:sz w:val="20"/>
           <w:szCs w:val="20"/>
         </w:rPr>
-        <w:t xml:space="preserve">**투자 및 사업 기회 시그널 (한국 기업 관점)**: 다자개발은행(MDB) 자금이 조달되어 재정적 안정성이 확보된 프로젝트로, 향후 세부 설계 완료 후 진행될 EPC(설계·조달·시공) 입찰 및 수처리 기술·엔지니어링 분야에서 한국 기업의 참여 기회가 확대될 것으로 예상됩니다.</w:t>
+        <w:t xml:space="preserve">투자 및 사업 기회 시그널 (한국 기업 관점): ADB 다자개발은행(MDB) 차관 재원으로 추진되는 사업 특성상 투명한 국제경쟁입찰(ICB) 방식의 발주가 예상되며, 세부 설계 컨설팅, 수처리 설비·기자재 공급, 하수처리장 및 관로망 EPC 입찰 등에서 국내 수처리 및 엔지니어링 기업의 참여 기회가 확대될 것으로 분석됩니다.</w:t>
       </w:r>
     </w:p>
     <w:p>
@@ -9750,7 +9803,7 @@
           <w:sz w:val="20"/>
           <w:szCs w:val="20"/>
         </w:rPr>
-        <w:t xml:space="preserve">**리스크 또는 지연 징후 (없으면 특이사항 없음)**: 현재 계획 및 승인 단계가 순조롭게 추진되고 있어 특별한 리스크나 지연에 관한 특이사항은 없습니다.</w:t>
+        <w:t xml:space="preserve">리스크 또는 지연 징후 (없으면 특이사항 없음): 현재 승인 완료 후 세부 설계가 정상적으로 진행 중인 초기 단계로, 사업 지연이나 부정적 리스크 요인 등의 특이사항은 없습니다.</w:t>
       </w:r>
     </w:p>
     <w:p>
@@ -11372,20 +11425,6 @@
     </w:p>
     <w:p>
       <w:pPr>
-        <w:spacing w:after="100"/>
-      </w:pPr>
-      <w:r>
-        <w:rPr>
-          <w:rFonts w:ascii="Arial" w:cs="Arial" w:eastAsia="Arial" w:hAnsi="Arial"/>
-          <w:color w:val="1A1A1A"/>
-          <w:sz w:val="20"/>
-          <w:szCs w:val="20"/>
-        </w:rPr>
-        <w:t xml:space="preserve">수집된 뉴스 기사를 바탕으로 작성한 경영진 보고용 시장정보(MI) 인사이트입니다.</w:t>
-      </w:r>
-    </w:p>
-    <w:p>
-      <w:pPr>
         <w:pStyle w:val="ListParagraph"/>
         <w:numPr>
           <w:ilvl w:val="0"/>
@@ -11411,7 +11450,7 @@
           <w:sz w:val="20"/>
           <w:szCs w:val="20"/>
         </w:rPr>
-        <w:t xml:space="preserve">**이번 주 핵심 진행사항 (사업 추진 현황)**: 중동 지역(미국-이란)의 지정학적 군사 충돌 심화로 국제 유가가 상승(2~4%)하고 글로벌 공급망 불확실성이 확대됨에 따라, 베트남 국영석유가스그룹(PVN)의 자국 내 에너지 자립 및 석유가스 개발전략 2030(VN-OG-2030) 마스터플랜 실행의 중요성이 더욱 부각되고 있습니다.</w:t>
+        <w:t xml:space="preserve">이번 주 핵심 진행사항 (사업 추진 현황): 미국과 이란 간 군사 충돌 재개에 따른 지정학적 리스크로 국제 유가가 상승세를 기록함에 따라, 베트남 국영석유가스그룹(PVN)의 '석유가스 개발전략 2030(VN-OG-2030)'을 기반으로 한 국가 에너지 안보 강화 및 자국 내 원유 수급 안정화 대책 추진의 중요성이 크게 부각되고 있습니다.</w:t>
       </w:r>
     </w:p>
     <w:p>
@@ -11441,7 +11480,7 @@
           <w:sz w:val="20"/>
           <w:szCs w:val="20"/>
         </w:rPr>
-        <w:t xml:space="preserve">**투자 및 사업 기회 시그널 (한국 기업 관점)**: 글로벌 에너지 공급망 불안과 고유가 기조는 베트남 정부의 자국 내 해상 유전·가스전 탐사(E&amp;P) 및 LNG·석유 저장 및 수송 인프라 확충 투자를 가속화할 것으로 전망되며, 이는 해양 플랜트, 에너지 터미널 구축 및 EPC 분야에서 한국 기업의 수주 기회 증대로 이어질 수 있습니다.</w:t>
+        <w:t xml:space="preserve">투자 및 사업 기회 시그널 (한국 기업 관점): 글로벌 에너지 공급망 불안 심화로 베트남 정부와 PVN의 자국 내 해상 광구 개발 및 에너지 인프라 고도화 투자가 촉진될 것으로 예상되며, 이에 따라 한국 기업은 해양 플랜트 EPC, 자원 개발 협력, 유정 보안 및 인프라 솔루션 분야에서 신규 수주 기회를 확보할 수 있습니다.</w:t>
       </w:r>
     </w:p>
     <w:p>
@@ -11471,7 +11510,7 @@
           <w:sz w:val="20"/>
           <w:szCs w:val="20"/>
         </w:rPr>
-        <w:t xml:space="preserve">**리스크 또는 지연 징후 (없으면 특이사항 없음)**: 중동발 지정학적 리스크에 따른 국제 유가 변동성 확대 및 물류·원자재 비용 상승은 진행 중인 석유가스 인프라 프로젝트의 기자재 조달 원가를 상승시키고 사업비 증액 및 일정 지연을 유발할 수 있는 리스크 요인입니다.</w:t>
+        <w:t xml:space="preserve">리스크 또는 지연 징후 (없으면 특이사항 없음): 중동발 지정학적 불안정성 장기화 및 국제 유가 변동성 확대는 원자재 가격 상승과 자재 조달 비용 증가를 유발하여, 베트남 석유가스 인프라 프로젝트의 사업비 부담 증대 및 공기 지연 리스크로 작용할 수 있습니다.</w:t>
       </w:r>
     </w:p>
     <w:p>
@@ -14622,7 +14661,7 @@
           <w:sz w:val="20"/>
           <w:szCs w:val="20"/>
         </w:rPr>
-        <w:t xml:space="preserve">수집된 기사 정보를 바탕으로 작성한 경영진 보고용 인사이트입니다.</w:t>
+        <w:t xml:space="preserve">수집된 기사를 바탕으로 작성한 경영진 보고용 인사이트입니다.</w:t>
       </w:r>
     </w:p>
     <w:p>
@@ -14652,21 +14691,7 @@
           <w:sz w:val="20"/>
           <w:szCs w:val="20"/>
         </w:rPr>
-        <w:t xml:space="preserve">이번 주 핵심 진행사항 (사업 추진 현황)</w:t>
-      </w:r>
-    </w:p>
-    <w:p>
-      <w:pPr>
-        <w:spacing w:after="100"/>
-      </w:pPr>
-      <w:r>
-        <w:rPr>
-          <w:rFonts w:ascii="Arial" w:cs="Arial" w:eastAsia="Arial" w:hAnsi="Arial"/>
-          <w:color w:val="1A1A1A"/>
-          <w:sz w:val="20"/>
-          <w:szCs w:val="20"/>
-        </w:rPr>
-        <w:t xml:space="preserve">베트남 정부는 원자력 발전 재개 정책(Resolution 70-NQ/TW)에 발맞추어 해외 베트남 전문가 네트워크와 연계한 핵전력 개발 프로그램을 구체화하고 있으며, 소형모듈원전(SMR) 도입 검토, 전문 인력 양성 및 안전성 확보 방안을 다각도로 논의하는 계획 단계에 진입하였습니다. 아울러 전통적 기술 협력국인 러시아와의 외교적 관계 강화를 지속하며 원전을 포함한 인프라 협력 기반을 점검하고 있습니다.</w:t>
+        <w:t xml:space="preserve">**이번 주 핵심 진행사항 (사업 추진 현황):** 베트남 정부는 원자력 발전 재개 마스터플랜(VN-PWR-PDP8-NUCLEAR) 추진을 위해 해외 베트남 전문가들과 소형모듈원전(SMR) 도입 검토, 전문 인력 양성, 원전 안전성 확보 방안을 논의하는 한편, 러시아 등 주요 우방국과의 전략적 협력 관계를 지속 강화하고 있습니다.</w:t>
       </w:r>
     </w:p>
     <w:p>
@@ -14696,21 +14721,7 @@
           <w:sz w:val="20"/>
           <w:szCs w:val="20"/>
         </w:rPr>
-        <w:t xml:space="preserve">투자 및 사업 기회 시그널 (한국 기업 관점)</w:t>
-      </w:r>
-    </w:p>
-    <w:p>
-      <w:pPr>
-        <w:spacing w:after="100"/>
-      </w:pPr>
-      <w:r>
-        <w:rPr>
-          <w:rFonts w:ascii="Arial" w:cs="Arial" w:eastAsia="Arial" w:hAnsi="Arial"/>
-          <w:color w:val="1A1A1A"/>
-          <w:sz w:val="20"/>
-          <w:szCs w:val="20"/>
-        </w:rPr>
-        <w:t xml:space="preserve">베트남 정부가 대형 원전 외에도 SMR 검토 및 전문 인력 개발, 원전 안전 체계 구축을 중점 과제로 다룸에 따라 독보적인 SMR 기술력과 원전 기자재 공급망, 건설(EPC) 역량을 보유한 한국 기업에 다양한 사업 기회가 창출될 것으로 예상됩니다. 특히 기획·설계 단계에서의 정책 컨설팅 및 전문 인력 교육 파트너십을 통한 초기 시장 선점 전략이 유효할 것으로 판단됩니다.</w:t>
+        <w:t xml:space="preserve">**투자 및 사업 기회 시그널 (한국 기업 관점):** 베트남이 SMR 도입을 포함한 초기 구상 단계에서 기술·안전 기준 수립 및 인력 개발에 집중하고 있으므로, 독자적 SMR 기술 및 원전 EPC·안전 관리 역량을 갖춘 한국 기업은 초기 타당성 조사, 기술 컨설팅, 전문 인력 교육 프로그램 참여 등 선제적 시장 진입 기회를 확보할 수 있습니다.</w:t>
       </w:r>
     </w:p>
     <w:p>
@@ -14740,21 +14751,7 @@
           <w:sz w:val="20"/>
           <w:szCs w:val="20"/>
         </w:rPr>
-        <w:t xml:space="preserve">리스크 또는 지연 징후 (없으면 특이사항 없음)</w:t>
-      </w:r>
-    </w:p>
-    <w:p>
-      <w:pPr>
-        <w:spacing w:after="100"/>
-      </w:pPr>
-      <w:r>
-        <w:rPr>
-          <w:rFonts w:ascii="Arial" w:cs="Arial" w:eastAsia="Arial" w:hAnsi="Arial"/>
-          <w:color w:val="1A1A1A"/>
-          <w:sz w:val="20"/>
-          <w:szCs w:val="20"/>
-        </w:rPr>
-        <w:t xml:space="preserve">원전 프로그램이 아직 구체적 규모 및 상세 실행 계획을 확정 짓는 수립 단계에 머물러 있어, 실제 발주 및 착공까지는 정교한 정책 수립 및 인허가 절차로 인한 시일 소요가 불가피합니다. 또한 기술 협력 대상국과의 지정학적 관계 변화 및 베트남 내부의 원재료·기술 인력 수급 상황에 따라 프로젝트 실행 속도가 조율될 위험이 존재합니다.</w:t>
+        <w:t xml:space="preserve">**리스크 또는 지연 징후 (없으면 특이사항 없음):** 현재 원전 개발 프로그램이 계획 및 전략 수립 단계에 있어 구체적인 사업 규모, 예산, 발주 일정 등이 미정이라는 불확실성이 존재하나, 이번 주 수집 기사 기준 사업의 직접적인 지연이나 중단 징후는 없습니다.</w:t>
       </w:r>
     </w:p>
     <w:p>
@@ -15107,7 +15104,7 @@
                 <w:sz w:val="16"/>
                 <w:szCs w:val="16"/>
               </w:rPr>
-              <w:t xml:space="preserve">기사 제목은 베트남-러시아 양국 관계에 대한 외교적 입장을 다루고 있으나, 인프라 프로젝트 구체적 정보는 포함되지 않았습니다. 제시된 마스터플랜 ID(VN-PWR-PDP8-NUCLEAR)와 무관한 정치외교 뉴스입니다...</w:t>
+              <w:t xml:space="preserve">베트남-러시아 양국의 전략적 동반자 관계 강화를 다룬 기사로, 구체적 인프라 사업 정보는 없습니다. 다만 관련 마스터플랜 VN-PWR-PDP8-NUCLEAR는 베트남의 핵전력 개발 계획을 의미하며, 러시아와의 협력 ...</w:t>
             </w:r>
           </w:p>
         </w:tc>
@@ -16646,6 +16643,20 @@
     </w:p>
     <w:p>
       <w:pPr>
+        <w:spacing w:after="100"/>
+      </w:pPr>
+      <w:r>
+        <w:rPr>
+          <w:rFonts w:ascii="Arial" w:cs="Arial" w:eastAsia="Arial" w:hAnsi="Arial"/>
+          <w:color w:val="1A1A1A"/>
+          <w:sz w:val="20"/>
+          <w:szCs w:val="20"/>
+        </w:rPr>
+        <w:t xml:space="preserve">수집된 동향 기사를 바탕으로 작성한 경영진 보고용 시장정보(MI) 인사이트는 다음과 같습니다.</w:t>
+      </w:r>
+    </w:p>
+    <w:p>
+      <w:pPr>
         <w:pStyle w:val="ListParagraph"/>
         <w:numPr>
           <w:ilvl w:val="0"/>
@@ -16671,7 +16682,21 @@
           <w:sz w:val="20"/>
           <w:szCs w:val="20"/>
         </w:rPr>
-        <w:t xml:space="preserve">이번 주 핵심 진행사항 (사업 추진 현황): 베트남 정부가 2026년 5월 첫 해상풍력 프로젝트를 공식 승인하고, 남중국해의 풍부한 해안선 자원을 활용해 2035년까지 해상풍력 발전 용량을 최대 17GW까지 대폭 확대하는 전력개발계획(PDP8) 이행 방안을 구체화하고 있습니다.</w:t>
+        <w:t xml:space="preserve">이번 주 핵심 진행사항 (사업 추진 현황)</w:t>
+      </w:r>
+    </w:p>
+    <w:p>
+      <w:pPr>
+        <w:spacing w:after="100"/>
+      </w:pPr>
+      <w:r>
+        <w:rPr>
+          <w:rFonts w:ascii="Arial" w:cs="Arial" w:eastAsia="Arial" w:hAnsi="Arial"/>
+          <w:color w:val="1A1A1A"/>
+          <w:sz w:val="20"/>
+          <w:szCs w:val="20"/>
+        </w:rPr>
+        <w:t xml:space="preserve">  베트남 정부는 2026년 5월 첫 해상풍력 프로젝트를 공식 승인하였으며, 남중국해의 풍부한 해안선 자원을 활용하여 2035년까지 해상풍력 발전 용량을 최소 6GW에서 최대 17GW 수준까지 단계적으로 확대할 계획입니다. (독일 최고 높이 풍력터빈 건설 기사는 글로벌 기술 동향 뉴스이므로 본 베트남 분석 대상에서 제외하였습니다.)</w:t>
       </w:r>
     </w:p>
     <w:p>
@@ -16701,7 +16726,21 @@
           <w:sz w:val="20"/>
           <w:szCs w:val="20"/>
         </w:rPr>
-        <w:t xml:space="preserve">투자 및 사업 기회 시그널 (한국 기업 관점): 베트남의 대규모 해상풍력 확충 목표 및 정부 승인 추진은 해상풍력 단지 개발, 해저케이블 공급, 구조물 제작 및 EPC 분야에서 강점을 지닌 한국 에너지·중공업 기업들에게 베트남 및 동남아 재생에너지 시장 진출과 초기 시장 선점의 중요한 기회가 될 것입니다.</w:t>
+        <w:t xml:space="preserve">투자 및 사업 기회 시그널 (한국 기업 관점)</w:t>
+      </w:r>
+    </w:p>
+    <w:p>
+      <w:pPr>
+        <w:spacing w:after="100"/>
+      </w:pPr>
+      <w:r>
+        <w:rPr>
+          <w:rFonts w:ascii="Arial" w:cs="Arial" w:eastAsia="Arial" w:hAnsi="Arial"/>
+          <w:color w:val="1A1A1A"/>
+          <w:sz w:val="20"/>
+          <w:szCs w:val="20"/>
+        </w:rPr>
+        <w:t xml:space="preserve">  베트남의 해상풍력 프로젝트 공식 승인 및 대규모 증설 목표 설정에 따라, 해상풍력 하부구조물·전력 케이블 제조, 해상 공사(EPCC) 및 운영·보수(O&amp;M) 분야에 경쟁력을 보유한 한국 기업들에게 대형 사업 수주 및 현지 에너지 시장 진출 기회가 본격화될 것으로 예상됩니다.</w:t>
       </w:r>
     </w:p>
     <w:p>
@@ -16731,7 +16770,21 @@
           <w:sz w:val="20"/>
           <w:szCs w:val="20"/>
         </w:rPr>
-        <w:t xml:space="preserve">리스크 또는 지연 징후 (없으면 특이사항 없음): 이번 수집 기사 기준 구체적인 리스크 요소나 사업 지연 징후는 파악되지 않아 특이사항 없습니다.</w:t>
+        <w:t xml:space="preserve">리스크 또는 지연 징후 (없으면 특이사항 없음)</w:t>
+      </w:r>
+    </w:p>
+    <w:p>
+      <w:pPr>
+        <w:spacing w:after="100"/>
+      </w:pPr>
+      <w:r>
+        <w:rPr>
+          <w:rFonts w:ascii="Arial" w:cs="Arial" w:eastAsia="Arial" w:hAnsi="Arial"/>
+          <w:color w:val="1A1A1A"/>
+          <w:sz w:val="20"/>
+          <w:szCs w:val="20"/>
+        </w:rPr>
+        <w:t xml:space="preserve">  대규모 해상풍력 전력을 안정적으로 수송하기 위한 전력망(계통) 연계 인프라의 적기 구축 여부와 세부 인허가 규정의 명확화가 사업 추진 속도에 변수로 작용할 수 있어 지속적인 모니터링이 필요합니다.</w:t>
       </w:r>
     </w:p>
     <w:p>
@@ -17084,7 +17137,7 @@
                 <w:sz w:val="16"/>
                 <w:szCs w:val="16"/>
               </w:rPr>
-              <w:t xml:space="preserve">본 기사는 독일의 풍력터빈 건설 사례로, 베트남 재생에너지 정책과 직접 관련이 없습니다. 마스터플랜 VN-PWR-PDP8-RENEWABLE는 베트남의 재생에너지 확대 계획이나, 제공된 기사는 독일의 풍력발전 기술 개...</w:t>
+              <w:t xml:space="preserve">본 기사는 베트남이 아닌 독일의 풍력발전 사업에 관한 국제 뉴스이므로, 베트남 인프라 전문 분석 대상이 아닙니다. 기사는 독일이 건설한 세계 최고 높이의 풍력터빈(에펠탑보다 높음)을 소개하고 있으며, 구체적인 베트남...</w:t>
             </w:r>
           </w:p>
         </w:tc>
@@ -18241,16 +18294,19 @@
     </w:p>
     <w:p>
       <w:pPr>
-        <w:spacing w:after="100"/>
+        <w:pStyle w:val="Heading3"/>
+        <w:spacing w:after="80" w:before="180"/>
       </w:pPr>
       <w:r>
         <w:rPr>
           <w:rFonts w:ascii="Arial" w:cs="Arial" w:eastAsia="Arial" w:hAnsi="Arial"/>
-          <w:color w:val="1A1A1A"/>
-          <w:sz w:val="20"/>
-          <w:szCs w:val="20"/>
+          <w:b/>
+          <w:bCs/>
+          <w:color w:val="0D3A6A"/>
+          <w:sz w:val="22"/>
+          <w:szCs w:val="22"/>
         </w:rPr>
-        <w:t xml:space="preserve">수집된 뉴스 기사를 바탕으로 작성한 경영진 보고용 인프라 시장 동향 인사이트입니다.</w:t>
+        <w:t xml:space="preserve">[하노이 도시개발 마스터플랜 2045/2065 경영진 보고서]</w:t>
       </w:r>
     </w:p>
     <w:p>
@@ -18280,7 +18336,7 @@
           <w:sz w:val="20"/>
           <w:szCs w:val="20"/>
         </w:rPr>
-        <w:t xml:space="preserve">이번 주 핵심 진행사항 (사업 추진 현황)</w:t>
+        <w:t xml:space="preserve">**이번 주 핵심 진행사항 (사업 추진 현황)**</w:t>
       </w:r>
     </w:p>
     <w:p>
@@ -18294,7 +18350,7 @@
           <w:sz w:val="20"/>
           <w:szCs w:val="20"/>
         </w:rPr>
-        <w:t xml:space="preserve">베트남 정부 및 주요 개발사는 국경일 연휴 기간에도 휴무 없이 공사를 지속하며 인프라 확충에 속도를 내고 있습니다. 롱탄 신공항 연결 핵심 도로인 25C 노선은 2026년 10월 정식 운영을 목표로 막바지 공사가 활발히 진행 중이며, 하노이 트란훙다오 다리 프로젝트는 썬그룹(Sun Group) 사업관리위원회 주도로 28개 현장에 700여 명의 인력과 120여 대의 장비를 집중 투입하여 착공 8개월 만에 공정률 40%를 달성했습니다. 또한, 2026년 9월 개정 통신법이 발효되면서 국가 차원의 디지털 인프라 확충을 위한 법적 근거가 본격적으로 마련되었습니다.</w:t>
+        <w:t xml:space="preserve">  베트남 정부 및 민간 주도 인프라 사업이 연휴 기간에도 공사를 지속하며 가시적인 성과를 내고 있습니다. 롱탄 공항 연결 도로(Road 25C)는 2026년 10월 운영 개시를 목표로 차질 없이 진행 중이며, Sun Group 프로젝트관리위원회가 주도하는 트란훙다오 다리 사업은 착공 8개월 만에 공정률 40%를 기록하며 속도를 내고 있습니다. 또한 베트남 정부는 통신법 개정을 통해 하노이 도시개발 마스터플랜 2045와 연계된 디지털 인프라 확충의 법적·제도적 기반을 마련했습니다.</w:t>
       </w:r>
     </w:p>
     <w:p>
@@ -18324,7 +18380,7 @@
           <w:sz w:val="20"/>
           <w:szCs w:val="20"/>
         </w:rPr>
-        <w:t xml:space="preserve">투자 및 사업 기회 시그널 (한국 기업 관점)</w:t>
+        <w:t xml:space="preserve">**투자 및 사업 기회 시그널 (한국 기업 관점)**</w:t>
       </w:r>
     </w:p>
     <w:p>
@@ -18338,7 +18394,7 @@
           <w:sz w:val="20"/>
           <w:szCs w:val="20"/>
         </w:rPr>
-        <w:t xml:space="preserve">개정 통신법 시행에 따라 베트남 내 5G 네트워크, 데이터센터, 스마트시티 등 디지털 인프라 구축 수요가 급증할 것으로 예상되어 IT·통신 솔루션 및 엔지니어링 관련 한국 기업의 진출 기회가 확대되고 있습니다. 아울러 롱탄 신공항 접근성 개선에 따른 인접 물류 거점 및 산업단지 개발 사업, 그리고 하노이 도심 교량 건설과 같은 대형 복합 인프라 사업에서 한국 EPC 기업의 특수 교량 시공, 첨단 건설 기술 및 기자재 공급 참여 기회가 구체화되고 있습니다.</w:t>
+        <w:t xml:space="preserve">  개정 통신법 시행으로 하노이 수도권 내 디지털 인프라 구축이 본격 추진됨에 따라, 5G·데이터센터·스마트시티 솔루션 분야를 보유한 한국 IT 및 통신 기업의 참여 기회가 확대될 것으로 기대됩니다. 아울러 공항 연결 도로 및 교량 등 주요 교통 인프라 개발이 빠르게 진행되고 있어, 지능형 교통 시스템(ITS), 연계 상업·주거지구 개발, 첨단 건설 자재 및 엔지니어링 분야에서 국내 기업의 추가 수주 및 협력 기회가 창출될 수 있습니다.</w:t>
       </w:r>
     </w:p>
     <w:p>
@@ -18368,7 +18424,7 @@
           <w:sz w:val="20"/>
           <w:szCs w:val="20"/>
         </w:rPr>
-        <w:t xml:space="preserve">리스크 또는 지연 징후 (없으면 특이사항 없음)</w:t>
+        <w:t xml:space="preserve">**리스크 또는 지연 징후 (없으면 특이사항 없음)**</w:t>
       </w:r>
     </w:p>
     <w:p>
@@ -18382,7 +18438,7 @@
           <w:sz w:val="20"/>
           <w:szCs w:val="20"/>
         </w:rPr>
-        <w:t xml:space="preserve">주요 교통 인프라 현장들이 연휴 기간에도 연속 공사를 수행하며 계획된 공정률을 차질 없이 달성하고 있고, 디지털 인프라 관련 규제 완화도 순조롭게 이루어지고 있어 현재 명확한 사업 지연 리스크나 특이사항은 포착되지 않았습니다.</w:t>
+        <w:t xml:space="preserve">  주요 국책 및 민간 인프라 사업들이 연휴에도 쉼 없이 공사를 진행하며 계획대로 이행되고 있어 물리적 공정 지연 리스크는 낮은 상태입니다. 다만, 개정 통신법에 기반한 디지털 인프라 사업의 경우 아직 구체적인 예산 규모와 세부 사업 계획이 확정되지 않았으므로, 베트남 통신부의 하위 시행령 제정 및 세부 사업 발주 동향에 대한 선제적 모니터링이 요구됩니다.</w:t>
       </w:r>
     </w:p>
     <w:p>
@@ -18735,7 +18791,7 @@
                 <w:sz w:val="16"/>
                 <w:szCs w:val="16"/>
               </w:rPr>
-              <w:t xml:space="preserve">롱탄 공항 연결도로 건설이 국경일 휴일 기간에도 계속 진행되고 있습니다. 해당 프로젝트는 호찌민시 인프라 개발의 주요 사업으로, 공항 접근성 향상을 통한 지역 경제 활성화를 목표로 하고 있습니다.</w:t>
+              <w:t xml:space="preserve">사업명: 롱탄 공항 연결 도로 25C / 규모: 도로 연결 인프라 / 진행단계: 착공 중 / 주요기관: 베트남 정부 / 일정: 2026년 10월 운영 개시 예정. 국경일 기간에도 공사 지속 진행 중으로 차질 없이 진...</w:t>
             </w:r>
           </w:p>
         </w:tc>
@@ -18875,7 +18931,7 @@
                 <w:sz w:val="16"/>
                 <w:szCs w:val="16"/>
               </w:rPr>
-              <w:t xml:space="preserve">프로젝트명: 개정 통신법을 통한 디지털 인프라 구축 | 규모: 구체적 수치 미기재 | 진행단계: 승인(법안 개정) | 주요기관: 베트남 정부, 통신주관부처 | 일정: 2026년 9월 발표 | 하노이 도시계획(VN-H...</w:t>
+              <w:t xml:space="preserve">①통신법 개정을 통한 디지털 인프라 구축 ②구체적 예산/규모 미명시 ③계획/승인 단계 ④베트남 정부(통신부) ⑤디지털 인프라 확충 추진. 마스터플랜 VN-HAN-URBAN-2045와 연계하여 하노이 도시 스마트화를 ...</w:t>
             </w:r>
           </w:p>
         </w:tc>
@@ -20041,7 +20097,7 @@
           <w:sz w:val="20"/>
           <w:szCs w:val="20"/>
         </w:rPr>
-        <w:t xml:space="preserve">수집된 시장 동향 기사를 바탕으로 작성한 경영진 보고용 시장정보(MI) 인사이트입니다.</w:t>
+        <w:t xml:space="preserve">수집된 기사를 바탕으로 작성한 경영진 보고용 시장정보(MI) 인사이트 보고서입니다.</w:t>
       </w:r>
     </w:p>
     <w:p>
@@ -20071,21 +20127,7 @@
           <w:sz w:val="20"/>
           <w:szCs w:val="20"/>
         </w:rPr>
-        <w:t xml:space="preserve">**이번 주 핵심 진행사항 (사업 추진 현황)**</w:t>
-      </w:r>
-    </w:p>
-    <w:p>
-      <w:pPr>
-        <w:spacing w:after="100"/>
-      </w:pPr>
-      <w:r>
-        <w:rPr>
-          <w:rFonts w:ascii="Arial" w:cs="Arial" w:eastAsia="Arial" w:hAnsi="Arial"/>
-          <w:color w:val="1A1A1A"/>
-          <w:sz w:val="20"/>
-          <w:szCs w:val="20"/>
-        </w:rPr>
-        <w:t xml:space="preserve">  2026년 상반기 베트남 전역의 외국인직접투자(FDI) 등록액이 전년 대비 58% 증가한 380.6억 달러를 기록하며 전략적 인프라 투자가 가속화되는 가운데, 호치민과 하노이 등 주요 거점 지역의 FDI 목표 조기 달성 및 투자 유치 노력이 본격화되고 있습니다. 특히 하노이시정부는 2030년까지 산업-농업 협동조합 연계 및 투자 환경 개선을 추진하고 있으며, 삼성베트남이 상반기 23억 달러의 수익을 달성하는 등 주요 한국 대기업의 안정적인 실적 호조가 지속되고 있습니다.</w:t>
+        <w:t xml:space="preserve">**이번 주 핵심 진행사항 (사업 추진 현황):** 베트남 정부는 2026년 상반기 외국인직접투자(FDI) 유치액이 전년 동기 대비 58% 증가한 380.6억 달러를 기록함에 따라 북부 산업단지를 중심으로 전략적 인프라 투자를 가속화하고 있으며, 하노이시의 장기 FDI 유치 전략 수립과 호치민시 산업단지의 연간 목표 조기 달성 등 전국적인 산업 인프라 확장 및 투자가 본격화되고 있습니다.</w:t>
       </w:r>
     </w:p>
     <w:p>
@@ -20115,21 +20157,7 @@
           <w:sz w:val="20"/>
           <w:szCs w:val="20"/>
         </w:rPr>
-        <w:t xml:space="preserve">**투자 및 사업 기회 시그널 (한국 기업 관점)**</w:t>
-      </w:r>
-    </w:p>
-    <w:p>
-      <w:pPr>
-        <w:spacing w:after="100"/>
-      </w:pPr>
-      <w:r>
-        <w:rPr>
-          <w:rFonts w:ascii="Arial" w:cs="Arial" w:eastAsia="Arial" w:hAnsi="Arial"/>
-          <w:color w:val="1A1A1A"/>
-          <w:sz w:val="20"/>
-          <w:szCs w:val="20"/>
-        </w:rPr>
-        <w:t xml:space="preserve">  베트남 정부가 글로벌 최저세율 도입에 대응하여 대체 세제 인센티브 마련과 인프라 확충에 박차를 가하고 있어, 북부 산업단지 마스터플랜(2030)과 연계된 인프라 조성, 물류 단지 개발, 스마트 제조 분야에서 한국 기업의 시장 진입 및 사업 확장 기회가 매우 유망할 것으로 파악됩니다.</w:t>
+        <w:t xml:space="preserve">**투자 및 사업 기회 시그널 (한국 기업 관점):** 삼성베트남이 상반기 23억 달러의 수익을 달성하며 현지 생태계의 높은 수익성과 안정성을 입증한 가운데, 베트남 정부의 북부 산업단지 인프라 집중 투자 기조에 맞춰 한국 EPC 기업, 스마트 팩토리 솔루션 공급업체 및 제조 협력사들의 북부 지역 진출 및 사업 확대 기회가 더욱 늘어날 것으로 전망됩니다.</w:t>
       </w:r>
     </w:p>
     <w:p>
@@ -20159,21 +20187,7 @@
           <w:sz w:val="20"/>
           <w:szCs w:val="20"/>
         </w:rPr>
-        <w:t xml:space="preserve">**리스크 또는 지연 징후 (없으면 특이사항 없음)**</w:t>
-      </w:r>
-    </w:p>
-    <w:p>
-      <w:pPr>
-        <w:spacing w:after="100"/>
-      </w:pPr>
-      <w:r>
-        <w:rPr>
-          <w:rFonts w:ascii="Arial" w:cs="Arial" w:eastAsia="Arial" w:hAnsi="Arial"/>
-          <w:color w:val="1A1A1A"/>
-          <w:sz w:val="20"/>
-          <w:szCs w:val="20"/>
-        </w:rPr>
-        <w:t xml:space="preserve">  하노이 등 일부 지자체 단위의 세부 사업 규모 및 연계 추진 로드맵이 여전히 계획 단계에 머물러 있으며, 글로벌 최저세율 도입에 따른 대체 인센티브 제도의 구체적 수립 일정 및 적용 범위에 대한 지속적인 모니터링이 필요한 상황입니다.</w:t>
+        <w:t xml:space="preserve">**리스크 또는 지연 징후 (없으면 특이사항 없음):** 수집된 기사 내 사업 중단이나 차질에 대한 직접적인 특이사항은 없으나, 북부 산업단지 인프라 구축 및 하노이시 FDI 전략이 현재 '계획 단계'에 머물러 있는 만큼 향후 세부 시행계획 발표 및 토지 확보 등 구체적인 추진 일정에 대한 지속적인 모니터링이 필요합니다.</w:t>
       </w:r>
     </w:p>
     <w:p>
@@ -20248,7 +20262,7 @@
                 <w:sz w:val="20"/>
                 <w:szCs w:val="20"/>
               </w:rPr>
-              <w:t xml:space="preserve">🆕 신규 기사: 3건</w:t>
+              <w:t xml:space="preserve">🆕 신규 기사: 2건</w:t>
             </w:r>
           </w:p>
         </w:tc>
@@ -20282,7 +20296,7 @@
                 <w:sz w:val="20"/>
                 <w:szCs w:val="20"/>
               </w:rPr>
-              <w:t xml:space="preserve">📋 기존 기사: 1건</w:t>
+              <w:t xml:space="preserve">📋 기존 기사: 2건</w:t>
             </w:r>
           </w:p>
         </w:tc>
@@ -20526,7 +20540,7 @@
                 <w:sz w:val="16"/>
                 <w:szCs w:val="16"/>
               </w:rPr>
-              <w:t xml:space="preserve">①하노이 FDI 유입 매력도 유지 전략 ②구체적 사업규모 미명시 ③계획 단계 ④하노이시정부, 농업환경부, 지방정부 ⑤2030년까지 농업협동조합-기업 연계 50% 목표 달성</w:t>
+              <w:t xml:space="preserve">하노이의 외국인직접투자(FDI) 유치 전략. ② 사업규모: 명시되지 않음 ③ 현재 진행단계: 계획 ④ 주요 기관: 하노이 시정부, 이스라엘 경제산업부 등 ⑤ 핵심 일정: 향후 10년 기술 현지화 및 상용화 추진. 이...</w:t>
             </w:r>
           </w:p>
         </w:tc>
@@ -20666,7 +20680,7 @@
                 <w:sz w:val="16"/>
                 <w:szCs w:val="16"/>
               </w:rPr>
-              <w:t xml:space="preserve">베트남이 2026년 상반기 FDI 등록액 380.6억 달러(전년 대비 58% 증가)를 기록하며 투자유치국으로 입지를 강화했다. 글로벌 최저세율 도입에 대응하여 정부는 세제 인센티브에서 인프라 투자 비용 공유, 금융지...</w:t>
+              <w:t xml:space="preserve">①베트남 북부산업단지 전략적 인프라 투자 ②2026년 상반기 FDI 380.6억 달러 유치(전년비 58% 증가) ③계획 단계 ④베트남 재정부, 통계청, 정치국 ⑤2026년 6월 정치국결의 10호에 따른 투자유인체계 ...</w:t>
             </w:r>
           </w:p>
         </w:tc>
@@ -20742,26 +20756,26 @@
               <w:bottom w:val="single" w:color="DDDDDD" w:sz="1"/>
               <w:right w:val="single" w:color="DDDDDD" w:sz="1"/>
             </w:tcBorders>
-            <w:shd w:fill="E8F5E9" w:val="clear"/>
-            <w:tcMar>
-              <w:top w:type="dxa" w:w="100"/>
-              <w:left w:type="dxa" w:w="150"/>
-              <w:bottom w:type="dxa" w:w="100"/>
-              <w:right w:type="dxa" w:w="150"/>
-            </w:tcMar>
-          </w:tcPr>
-          <w:p>
-            <w:pPr>
-              <w:jc w:val="center"/>
-            </w:pPr>
-            <w:r>
-              <w:rPr>
-                <w:rFonts w:ascii="Arial" w:cs="Arial" w:eastAsia="Arial" w:hAnsi="Arial"/>
-                <w:color w:val="2E7D32"/>
+            <w:shd w:fill="FFFFFF" w:val="clear"/>
+            <w:tcMar>
+              <w:top w:type="dxa" w:w="100"/>
+              <w:left w:type="dxa" w:w="150"/>
+              <w:bottom w:type="dxa" w:w="100"/>
+              <w:right w:type="dxa" w:w="150"/>
+            </w:tcMar>
+          </w:tcPr>
+          <w:p>
+            <w:pPr>
+              <w:jc w:val="center"/>
+            </w:pPr>
+            <w:r>
+              <w:rPr>
+                <w:rFonts w:ascii="Arial" w:cs="Arial" w:eastAsia="Arial" w:hAnsi="Arial"/>
+                <w:color w:val="5F5E5A"/>
                 <w:sz w:val="18"/>
                 <w:szCs w:val="18"/>
               </w:rPr>
-              <w:t xml:space="preserve">🆕</w:t>
+              <w:t xml:space="preserve">·</w:t>
             </w:r>
           </w:p>
         </w:tc>
@@ -20774,20 +20788,20 @@
               <w:bottom w:val="single" w:color="DDDDDD" w:sz="1"/>
               <w:right w:val="single" w:color="DDDDDD" w:sz="1"/>
             </w:tcBorders>
-            <w:shd w:fill="E8F5E9" w:val="clear"/>
-            <w:tcMar>
-              <w:top w:type="dxa" w:w="100"/>
-              <w:left w:type="dxa" w:w="150"/>
-              <w:bottom w:type="dxa" w:w="100"/>
-              <w:right w:type="dxa" w:w="150"/>
-            </w:tcMar>
-          </w:tcPr>
-          <w:p>
-            <w:r>
-              <w:rPr>
-                <w:rFonts w:ascii="Arial" w:cs="Arial" w:eastAsia="Arial" w:hAnsi="Arial"/>
-                <w:b/>
-                <w:bCs/>
+            <w:shd w:fill="FFFFFF" w:val="clear"/>
+            <w:tcMar>
+              <w:top w:type="dxa" w:w="100"/>
+              <w:left w:type="dxa" w:w="150"/>
+              <w:bottom w:type="dxa" w:w="100"/>
+              <w:right w:type="dxa" w:w="150"/>
+            </w:tcMar>
+          </w:tcPr>
+          <w:p>
+            <w:r>
+              <w:rPr>
+                <w:rFonts w:ascii="Arial" w:cs="Arial" w:eastAsia="Arial" w:hAnsi="Arial"/>
+                <w:b w:val="false"/>
+                <w:bCs w:val="false"/>
                 <w:color w:val="1A1A1A"/>
                 <w:sz w:val="18"/>
                 <w:szCs w:val="18"/>
@@ -20819,7 +20833,7 @@
               <w:bottom w:val="single" w:color="DDDDDD" w:sz="1"/>
               <w:right w:val="single" w:color="DDDDDD" w:sz="1"/>
             </w:tcBorders>
-            <w:shd w:fill="E8F5E9" w:val="clear"/>
+            <w:shd w:fill="FFFFFF" w:val="clear"/>
             <w:tcMar>
               <w:top w:type="dxa" w:w="100"/>
               <w:left w:type="dxa" w:w="150"/>
@@ -20848,7 +20862,7 @@
               <w:bottom w:val="single" w:color="DDDDDD" w:sz="1"/>
               <w:right w:val="single" w:color="DDDDDD" w:sz="1"/>
             </w:tcBorders>
-            <w:shd w:fill="E8F5E9" w:val="clear"/>
+            <w:shd w:fill="FFFFFF" w:val="clear"/>
             <w:tcMar>
               <w:top w:type="dxa" w:w="100"/>
               <w:left w:type="dxa" w:w="150"/>
@@ -22114,7 +22128,7 @@
           <w:sz w:val="20"/>
           <w:szCs w:val="20"/>
         </w:rPr>
-        <w:t xml:space="preserve">이번 주 핵심 진행사항 (사업 추진 현황): 베트남 정부는 총 670억 달러 규모의 남북 고속철도(1,541km) 사업을 2026년 12월 착공하여 2035년 개통하는 목표를 구체화하고 있으며, 호치민 벤탄-수오이띠엔 메트로 노선의 롱탄 국제공항 연장안(44.5km)을 긴급 승인하여 2026년 말 공항 상업 운항 개시 시점에 맞춘 교통 인프라 연계를 가속화하고 있습니다. 또한 APEC 2027 준공을 위한 안장성 내 3개 주요 전력망 구축이 완료되었으며, 베트남-러시아 정상급 외교를 통한 원자력 발전 및 석유·가스 분야 협력 확대 논의도 본격화되고 있습니다.</w:t>
+        <w:t xml:space="preserve">이번 주 핵심 진행사항 (사업 추진 현황): 베트남 정부가 롱탄 신공항 연계성 강화를 위해 호치민 지하철 1호선(벤탄-수오이띠엔)의 44.5km 연장 프로젝트를 긴급 승인하고 투티엠-롱탄 철도(46.5km)의 2026년 착공을 확정하였으며, 푸바이 공항의 2050년 단계적 확장 마스터플랜 추진 및 안장성 APEC 대비 전력 인프라 3개 사업 완료 등 주요 교통·에너지 인프라 사업이 순조롭게 추진되고 있습니다.</w:t>
       </w:r>
     </w:p>
     <w:p>
@@ -22144,7 +22158,7 @@
           <w:sz w:val="20"/>
           <w:szCs w:val="20"/>
         </w:rPr>
-        <w:t xml:space="preserve">투자 및 사업 기회 시그널 (한국 기업 관점): 베트남 정부가 남북 고속철도 사업 추진 시 한국·중국·일본과의 기술 협력을 명시함에 따라, 철도 시스템, 차량 공급, 신호·통신 및 고속철 E&amp;M 분야에서 국내 건설·엔지니어링 기업의 수주 참여 기회가 대폭 확대될 것으로 기대됩니다. 아울러 롱탄 공항 연계 메트로 프로젝트 및 국가 전력망 확충 사업 등 고부가가치 인프라 시장 진출과 관련 공급망 내 한국 기업의 선제적 입지 확보가 유리한 시점입니다.</w:t>
+        <w:t xml:space="preserve">투자 및 사업 기회 시그널 (한국 기업 관점): 롱탄 신공항 중심의 철도 및 지하철 연장 사업이 본격화됨에 따라 철도 차량 supply, 신호·통신 시스템, E&amp;M 엔지니어링 등 국내 철도 인프라 전문 기업의 수주 기회가 크게 확대되고 있으며, 안장성 전력망 확충과 베트남-러시아 협력을 통한 에너지·원전 분야 재가동 움직임에 맞춰 전력 기기 및 에너지 EPC 분야의 시장 참여 시그널을 주시할 필요가 있습니다.</w:t>
       </w:r>
     </w:p>
     <w:p>
@@ -22174,7 +22188,7 @@
           <w:sz w:val="20"/>
           <w:szCs w:val="20"/>
         </w:rPr>
-        <w:t xml:space="preserve">리스크 또는 지연 징후 (없으면 특이사항 없음): 670억 달러에 달하는 남북 고속철도를 비롯해 메트로 연장, 공항 인프라 등 대규모 프로젝트가 동시다발적으로 추진됨에 따라 베트남 정부의 재원 조달 능력, 토지 보상 일정, 다국적 기술 협상 과정에서의 일정 지연 가능성에 대한 지속적인 리스크 모니터링이 필요합니다.</w:t>
+        <w:t xml:space="preserve">리스크 또는 지연 징후 (없으면 특이사항 없음): 특이사항 없음</w:t>
       </w:r>
     </w:p>
     <w:p>
@@ -22249,7 +22263,7 @@
                 <w:sz w:val="20"/>
                 <w:szCs w:val="20"/>
               </w:rPr>
-              <w:t xml:space="preserve">🆕 신규 기사: 11건</w:t>
+              <w:t xml:space="preserve">🆕 신규 기사: 9건</w:t>
             </w:r>
           </w:p>
         </w:tc>
@@ -22283,7 +22297,7 @@
                 <w:sz w:val="20"/>
                 <w:szCs w:val="20"/>
               </w:rPr>
-              <w:t xml:space="preserve">📋 기존 기사: 22건</w:t>
+              <w:t xml:space="preserve">📋 기존 기사: 27건</w:t>
             </w:r>
           </w:p>
         </w:tc>
@@ -22513,7 +22527,7 @@
                 <w:sz w:val="18"/>
                 <w:szCs w:val="18"/>
               </w:rPr>
-              <w:t xml:space="preserve">Ben Thanh-Suoi Tien 지하철 노선을 Long Thanh 공항까지 연장 2026년 8월 승인</w:t>
+              <w:t xml:space="preserve">푸바이 공항은 2050년까지 연간 승객 1,200만 명을 목표로 하고 있습니다.</w:t>
             </w:r>
           </w:p>
           <w:p>
@@ -22527,7 +22541,7 @@
                 <w:sz w:val="16"/>
                 <w:szCs w:val="16"/>
               </w:rPr>
-              <w:t xml:space="preserve">베트남 정부는 2026년 8월 27일, 벤탄-수오이띠엔 메트로 노선을 동나이성 및 롱탄 국제공항으로 연장하는 긴급 프로젝트를 승인했습니다. 약 44.5km 길이의 이 연장 노선은 호치민시와 동나이성 간의 추가 교통 ...</w:t>
+              <w:t xml:space="preserve">①퓨바이공항 2050년 목표 ②연 1,200만 승객 수용 ③계획 단계 ④베트남 교통부·퓨바이공항 운영사 ⑤2050년까지 단계적 확장. 관련 마스터플랜: VN-TRAN-2055</w:t>
             </w:r>
           </w:p>
         </w:tc>
@@ -22556,7 +22570,7 @@
                 <w:sz w:val="17"/>
                 <w:szCs w:val="17"/>
               </w:rPr>
-              <w:t xml:space="preserve">TravelMole</w:t>
+              <w:t xml:space="preserve">sggp_org_vn</w:t>
             </w:r>
           </w:p>
         </w:tc>
@@ -22588,7 +22602,7 @@
                 <w:sz w:val="17"/>
                 <w:szCs w:val="17"/>
               </w:rPr>
-              <w:t xml:space="preserve">2026-08-27</w:t>
+              <w:t xml:space="preserve">2026-09-05</w:t>
             </w:r>
           </w:p>
         </w:tc>
@@ -22653,7 +22667,7 @@
                 <w:sz w:val="18"/>
                 <w:szCs w:val="18"/>
               </w:rPr>
-              <w:t xml:space="preserve">러시아 주재 베트남 대사, 양국 관계의 새로운 이정표를 믿습니다</w:t>
+              <w:t xml:space="preserve">베트남이 승인한 롱탄 공항으로의 긴급 지하철 1호선 확장</w:t>
             </w:r>
           </w:p>
           <w:p>
@@ -22667,11 +22681,7 @@
                 <w:sz w:val="16"/>
                 <w:szCs w:val="16"/>
               </w:rPr>
-              <w:t xml:space="preserve">① 베트남-러시아 포괄적 전략적 동반자 관계 강화
-② 핵발전소 건설, 석유·가스 협력 확대
-③ 계획/협의 단계
-④ 베트남 당·국가 지도부, 러시아 정부, Vietsovpetro
-⑤ 양국 정상 간 주요 협력문서 서명 ...</w:t>
+              <w:t xml:space="preserve">베트남 정부는 벤탄-수오이띠엔 지하철 노선(지하철 1호선)을 동나이성과 롱탄 국제공항까지 연장하는 긴급 프로젝트를 승인했다. 이 연장선은 약 44.5km에 달하며, 최고 시속 120km로 설계되었다. 수오이띠엔 역에...</w:t>
             </w:r>
           </w:p>
         </w:tc>
@@ -22700,7 +22710,7 @@
                 <w:sz w:val="17"/>
                 <w:szCs w:val="17"/>
               </w:rPr>
-              <w:t xml:space="preserve">nhandan_vn</w:t>
+              <w:t xml:space="preserve">TravelMole, Saigoneer, Tuoi Tre News</w:t>
             </w:r>
           </w:p>
         </w:tc>
@@ -22732,7 +22742,7 @@
                 <w:sz w:val="17"/>
                 <w:szCs w:val="17"/>
               </w:rPr>
-              <w:t xml:space="preserve">2026-09-04</w:t>
+              <w:t xml:space="preserve">2026-08-28</w:t>
             </w:r>
           </w:p>
         </w:tc>
@@ -22797,7 +22807,7 @@
                 <w:sz w:val="18"/>
                 <w:szCs w:val="18"/>
               </w:rPr>
-              <w:t xml:space="preserve">베트남-러시아 협력, 새로운 추진력으로 새로운 시대 진입</w:t>
+              <w:t xml:space="preserve">Ben Thanh-Suoi Tien 지하철 노선을 Long Thanh 공항까지 연장 2026년 8월 승인</w:t>
             </w:r>
           </w:p>
           <w:p>
@@ -22811,7 +22821,7 @@
                 <w:sz w:val="16"/>
                 <w:szCs w:val="16"/>
               </w:rPr>
-              <w:t xml:space="preserve">당 민 코이(Dang Minh Khoi) 러시아 주재 베트남 대사는 다가오는 9월 7일부터 9일까지 베트남 공산당 중앙위원회 서기장과 토 람(To Lam) 주석의 러시아 국빈 방문이 양국의 포괄적 전략을 향상시키는 ...</w:t>
+              <w:t xml:space="preserve">① Ben Thanh-Suoi Tien 지하철 연장선(롱탄 공항) ② 규모 미상 ③ 승인(2026년 8월) ④ 베트남 정부 ⑤ 2026년 8월 승인 완료, 롱탄 신공항 접근성 향상 목표</w:t>
             </w:r>
           </w:p>
         </w:tc>
@@ -22840,7 +22850,7 @@
                 <w:sz w:val="17"/>
                 <w:szCs w:val="17"/>
               </w:rPr>
-              <w:t xml:space="preserve">vietnamplus</w:t>
+              <w:t xml:space="preserve">TravelMole</w:t>
             </w:r>
           </w:p>
         </w:tc>
@@ -22872,7 +22882,7 @@
                 <w:sz w:val="17"/>
                 <w:szCs w:val="17"/>
               </w:rPr>
-              <w:t xml:space="preserve">2026-09-04</w:t>
+              <w:t xml:space="preserve">2026-08-27</w:t>
             </w:r>
           </w:p>
         </w:tc>
@@ -22937,7 +22947,7 @@
                 <w:sz w:val="18"/>
                 <w:szCs w:val="18"/>
               </w:rPr>
-              <w:t xml:space="preserve">러시아 주재 베트남 대사, 양국 관계의 새로운 이정표를 믿습니다</w:t>
+              <w:t xml:space="preserve">투티엠(Thu Thiem) – 롱탄(Long Thanh) 철도, 2026년 착공, 호치민시와 공항 연결</w:t>
             </w:r>
           </w:p>
           <w:p>
@@ -22951,7 +22961,7 @@
                 <w:sz w:val="16"/>
                 <w:szCs w:val="16"/>
               </w:rPr>
-              <w:t xml:space="preserve">베트남 주러시아 대사가 톄 람 총서기 겸 대통령의 9월 7-9일 러시아 국빙이 양국 포괄적 전략적 동반자 관계를 새로운 수준으로 격상시킬 것으로 확신한다고 밝혔다. 이는 베트남 지도부의 총서기 및 대통령 자격으로는 ...</w:t>
+              <w:t xml:space="preserve">호찌민시 투 티엠과 롱 탄 공항을 연결하는 46.5km 길이의 철도 프로젝트. 18개 역(호찌민시 내 6개)을 갖추고 최대 시속 120km, 시간당 47,000명 수송 능력. GoA4 자동화 기술 적용으로 무인 운영...</w:t>
             </w:r>
           </w:p>
         </w:tc>
@@ -22980,7 +22990,7 @@
                 <w:sz w:val="17"/>
                 <w:szCs w:val="17"/>
               </w:rPr>
-              <w:t xml:space="preserve">vietnamnews_vn</w:t>
+              <w:t xml:space="preserve">Future Southeast Asia, The Star</w:t>
             </w:r>
           </w:p>
         </w:tc>
@@ -23012,7 +23022,7 @@
                 <w:sz w:val="17"/>
                 <w:szCs w:val="17"/>
               </w:rPr>
-              <w:t xml:space="preserve">2026-09-04</w:t>
+              <w:t xml:space="preserve">2026-09-02</w:t>
             </w:r>
           </w:p>
         </w:tc>
@@ -23077,7 +23087,7 @@
                 <w:sz w:val="18"/>
                 <w:szCs w:val="18"/>
               </w:rPr>
-              <w:t xml:space="preserve">An Giang, APEC 2027을 위한 세 가지 주요 전력 프로젝트 완료</w:t>
+              <w:t xml:space="preserve">러시아 주재 베트남 대사, 양국 관계의 새로운 이정표를 믿습니다</w:t>
             </w:r>
           </w:p>
           <w:p>
@@ -23091,7 +23101,7 @@
                 <w:sz w:val="16"/>
                 <w:szCs w:val="16"/>
               </w:rPr>
-              <w:t xml:space="preserve">안강성이 APEC 2027을 위해 3개의 주요 전력 프로젝트를 완료했습니다. 기사는 람동성의 불법어업 방지 노력과 2030년까지 농업협동조합과 기업 연계를 목표로 합니다.</w:t>
+              <w:t xml:space="preserve">베트남-러시아 정상 방문을 통한 포괄적 전략동반자 관계 강화. ① 베트남-러시아 양자관계 협력 ② 핵발전소 건설, 석유·가스 협력 등 에너지 분야 협력 ③ 계획 단계 ④ 베트남 최고지도부, 러시아 푸틴 대통령 ⑤ 방...</w:t>
             </w:r>
           </w:p>
         </w:tc>
@@ -23120,7 +23130,7 @@
                 <w:sz w:val="17"/>
                 <w:szCs w:val="17"/>
               </w:rPr>
-              <w:t xml:space="preserve">vietnamplus</w:t>
+              <w:t xml:space="preserve">nhandan_vn</w:t>
             </w:r>
           </w:p>
         </w:tc>
@@ -23217,7 +23227,7 @@
                 <w:sz w:val="18"/>
                 <w:szCs w:val="18"/>
               </w:rPr>
-              <w:t xml:space="preserve">롱탄 국제공항, 2026년 말까지 상업 운영 개시</w:t>
+              <w:t xml:space="preserve">베트남-러시아 협력, 새로운 추진력으로 새로운 시대 진입</w:t>
             </w:r>
           </w:p>
           <w:p>
@@ -23231,7 +23241,7 @@
                 <w:sz w:val="16"/>
                 <w:szCs w:val="16"/>
               </w:rPr>
-              <w:t xml:space="preserve">롱탄 국제공항은 호치민시 동나이성에 위치한 베트남 정부 소유의 공항이다. 2025년 12월 기술적 개통을 앞두고 있으며, 호치민시 대도시권을 담당하는 국제공항으로 베트남 공항공사가 운영한다.</w:t>
+              <w:t xml:space="preserve">당 민 코이(Dang Minh Khoi) 러시아 주재 베트남 대사는 다가오는 9월 7일부터 9일까지 베트남 공산당 중앙위원회 서기장과 토 람(To Lam) 주석의 러시아 국빈 방문이 양국의 포괄적 전략을 향상시키는 ...</w:t>
             </w:r>
           </w:p>
         </w:tc>
@@ -23260,7 +23270,7 @@
                 <w:sz w:val="17"/>
                 <w:szCs w:val="17"/>
               </w:rPr>
-              <w:t xml:space="preserve">Wikipedia, VGP, TravelMole, Tuoi tre news</w:t>
+              <w:t xml:space="preserve">vietnamplus</w:t>
             </w:r>
           </w:p>
         </w:tc>
@@ -23292,7 +23302,7 @@
                 <w:sz w:val="17"/>
                 <w:szCs w:val="17"/>
               </w:rPr>
-              <w:t xml:space="preserve">2026-12-01</w:t>
+              <w:t xml:space="preserve">2026-09-04</w:t>
             </w:r>
           </w:p>
         </w:tc>
@@ -23357,7 +23367,7 @@
                 <w:sz w:val="18"/>
                 <w:szCs w:val="18"/>
               </w:rPr>
-              <w:t xml:space="preserve">베트남, 2026년 말까지 남북 고속철도 건설 시작 목표</w:t>
+              <w:t xml:space="preserve">러시아 주재 베트남 대사, 양국 관계의 새로운 이정표를 믿습니다</w:t>
             </w:r>
           </w:p>
           <w:p>
@@ -23371,7 +23381,7 @@
                 <w:sz w:val="16"/>
                 <w:szCs w:val="16"/>
               </w:rPr>
-              <w:t xml:space="preserve">①남북 고속철도 ②1,541km, 670억 달러 ③착공 예정 ④베트남 정부, 중·일·한 기술협력 ⑤2026년 12월 31일 착공, 2035년 운영 목표. 하노이-호치민 이동시간 30시간→5시간 단축. 마스터플랜: V...</w:t>
+              <w:t xml:space="preserve">베트남 총서기이자 대통령인 토 람이 9월 7-9일 러시아를 방문한다. 이는 베트남 지도자의 역대 첫 국방문으로, 양국 간 포괄적 전략적 동반자 관계를 새로운 단계로 끌어올릴 것으로 예상된다.</w:t>
             </w:r>
           </w:p>
         </w:tc>
@@ -23400,7 +23410,7 @@
                 <w:sz w:val="17"/>
                 <w:szCs w:val="17"/>
               </w:rPr>
-              <w:t xml:space="preserve">Facebook, Freshfields, AHK Vietnam</w:t>
+              <w:t xml:space="preserve">vietnamnews_vn</w:t>
             </w:r>
           </w:p>
         </w:tc>
@@ -23497,7 +23507,7 @@
                 <w:sz w:val="18"/>
                 <w:szCs w:val="18"/>
               </w:rPr>
-              <w:t xml:space="preserve">베트남 기업, 더 높은 가치의 글로벌 공급망 역할 주목</w:t>
+              <w:t xml:space="preserve">An Giang, APEC 2027을 위한 세 가지 주요 전력 프로젝트 완료</w:t>
             </w:r>
           </w:p>
           <w:p>
@@ -23511,11 +23521,7 @@
                 <w:sz w:val="16"/>
                 <w:szCs w:val="16"/>
               </w:rPr>
-              <w:t xml:space="preserve">사업명: 베트남 글로벌 공급망 고부가가치 전환 계획
-규모: 2025년 수출 476억 달러 (2026년 상반기 374억 달러)
-단계: 계획·정책 추진 단계
-기관: OECD, 베트남 식품협회, 베트남 정부
-일정: 지속적...</w:t>
+              <w:t xml:space="preserve">안강성이 2027 APEC 개최를 위해 3개 주요 전력 프로젝트를 완료했습니다. 이 프로젝트들은 지역 전력 인프라 강화와 에너지 공급 안정성 제고를 목표로 합니다.</w:t>
             </w:r>
           </w:p>
         </w:tc>
@@ -23544,7 +23550,7 @@
                 <w:sz w:val="17"/>
                 <w:szCs w:val="17"/>
               </w:rPr>
-              <w:t xml:space="preserve">sggp_org_vn</w:t>
+              <w:t xml:space="preserve">vietnamplus</w:t>
             </w:r>
           </w:p>
         </w:tc>
@@ -23641,7 +23647,7 @@
                 <w:sz w:val="18"/>
                 <w:szCs w:val="18"/>
               </w:rPr>
-              <w:t xml:space="preserve">베트남, 글로벌, 지역 반도체 가치 사슬로 더 깊이 진출</w:t>
+              <w:t xml:space="preserve">롱탄 국제공항, 2026년 말까지 상업 운영 개시</w:t>
             </w:r>
           </w:p>
           <w:p>
@@ -23655,7 +23661,7 @@
                 <w:sz w:val="16"/>
                 <w:szCs w:val="16"/>
               </w:rPr>
-              <w:t xml:space="preserve">①베트남 반도체 산업 글로벌 가치사슬 참여 ②2025년 수익 210억 달러, 외국인투자 140억 달러(240개 프로젝트) ③계획 단계 ④과학기술부, 베트남국립대학교 호찌민시분교 ⑤설계-시제품-생산 인프라 구축을 위한...</w:t>
+              <w:t xml:space="preserve">롱탄 국제공항은 호치민시 동나이성에 위치한 베트남 정부 소유의 공항이다. 2025년 12월 기술적 개통을 앞두고 있으며, 호치민시 대도시권을 담당하는 국제공항으로 베트남 공항공사가 운영한다.</w:t>
             </w:r>
           </w:p>
         </w:tc>
@@ -23684,7 +23690,7 @@
                 <w:sz w:val="17"/>
                 <w:szCs w:val="17"/>
               </w:rPr>
-              <w:t xml:space="preserve">vietnamplus</w:t>
+              <w:t xml:space="preserve">Wikipedia, VGP, TravelMole, Tuoi tre news</w:t>
             </w:r>
           </w:p>
         </w:tc>
@@ -23716,287 +23722,7 @@
                 <w:sz w:val="17"/>
                 <w:szCs w:val="17"/>
               </w:rPr>
-              <w:t xml:space="preserve">2026-09-04</w:t>
-            </w:r>
-          </w:p>
-        </w:tc>
-      </w:tr>
-      <w:tr>
-        <w:tc>
-          <w:tcPr>
-            <w:tcW w:type="dxa" w:w="700"/>
-            <w:tcBorders>
-              <w:top w:val="single" w:color="DDDDDD" w:sz="1"/>
-              <w:left w:val="single" w:color="DDDDDD" w:sz="1"/>
-              <w:bottom w:val="single" w:color="DDDDDD" w:sz="1"/>
-              <w:right w:val="single" w:color="DDDDDD" w:sz="1"/>
-            </w:tcBorders>
-            <w:shd w:fill="E8F5E9" w:val="clear"/>
-            <w:tcMar>
-              <w:top w:type="dxa" w:w="100"/>
-              <w:left w:type="dxa" w:w="150"/>
-              <w:bottom w:type="dxa" w:w="100"/>
-              <w:right w:type="dxa" w:w="150"/>
-            </w:tcMar>
-          </w:tcPr>
-          <w:p>
-            <w:pPr>
-              <w:jc w:val="center"/>
-            </w:pPr>
-            <w:r>
-              <w:rPr>
-                <w:rFonts w:ascii="Arial" w:cs="Arial" w:eastAsia="Arial" w:hAnsi="Arial"/>
-                <w:color w:val="2E7D32"/>
-                <w:sz w:val="18"/>
-                <w:szCs w:val="18"/>
-              </w:rPr>
-              <w:t xml:space="preserve">🆕</w:t>
-            </w:r>
-          </w:p>
-        </w:tc>
-        <w:tc>
-          <w:tcPr>
-            <w:tcW w:type="dxa" w:w="5560"/>
-            <w:tcBorders>
-              <w:top w:val="single" w:color="DDDDDD" w:sz="1"/>
-              <w:left w:val="single" w:color="DDDDDD" w:sz="1"/>
-              <w:bottom w:val="single" w:color="DDDDDD" w:sz="1"/>
-              <w:right w:val="single" w:color="DDDDDD" w:sz="1"/>
-            </w:tcBorders>
-            <w:shd w:fill="E8F5E9" w:val="clear"/>
-            <w:tcMar>
-              <w:top w:type="dxa" w:w="100"/>
-              <w:left w:type="dxa" w:w="150"/>
-              <w:bottom w:type="dxa" w:w="100"/>
-              <w:right w:type="dxa" w:w="150"/>
-            </w:tcMar>
-          </w:tcPr>
-          <w:p>
-            <w:r>
-              <w:rPr>
-                <w:rFonts w:ascii="Arial" w:cs="Arial" w:eastAsia="Arial" w:hAnsi="Arial"/>
-                <w:b/>
-                <w:bCs/>
-                <w:color w:val="1A1A1A"/>
-                <w:sz w:val="18"/>
-                <w:szCs w:val="18"/>
-              </w:rPr>
-              <w:t xml:space="preserve">베트남, 경제외교 촉진하고 미국과 더 깊은 협력 모색</w:t>
-            </w:r>
-          </w:p>
-          <w:p>
-            <w:pPr>
-              <w:spacing w:before="40"/>
-            </w:pPr>
-            <w:r>
-              <w:rPr>
-                <w:rFonts w:ascii="Arial" w:cs="Arial" w:eastAsia="Arial" w:hAnsi="Arial"/>
-                <w:color w:val="5F5E5A"/>
-                <w:sz w:val="16"/>
-                <w:szCs w:val="16"/>
-              </w:rPr>
-              <w:t xml:space="preserve">베트남의 경제외교 강화 및 미국과의 협력 심화를 목표로 하는 정책 추진 현황. 사업명: 베트남-미국 경제협력 강화 프로젝트, 규모: 양자 및 다자 협력 프레임워크 확대, 단계: 계획/협력 추진 중, 기관: 베트남 정...</w:t>
-            </w:r>
-          </w:p>
-        </w:tc>
-        <w:tc>
-          <w:tcPr>
-            <w:tcW w:type="dxa" w:w="1800"/>
-            <w:tcBorders>
-              <w:top w:val="single" w:color="DDDDDD" w:sz="1"/>
-              <w:left w:val="single" w:color="DDDDDD" w:sz="1"/>
-              <w:bottom w:val="single" w:color="DDDDDD" w:sz="1"/>
-              <w:right w:val="single" w:color="DDDDDD" w:sz="1"/>
-            </w:tcBorders>
-            <w:shd w:fill="E8F5E9" w:val="clear"/>
-            <w:tcMar>
-              <w:top w:type="dxa" w:w="100"/>
-              <w:left w:type="dxa" w:w="150"/>
-              <w:bottom w:type="dxa" w:w="100"/>
-              <w:right w:type="dxa" w:w="150"/>
-            </w:tcMar>
-          </w:tcPr>
-          <w:p>
-            <w:r>
-              <w:rPr>
-                <w:rFonts w:ascii="Arial" w:cs="Arial" w:eastAsia="Arial" w:hAnsi="Arial"/>
-                <w:color w:val="185FA5"/>
-                <w:sz w:val="17"/>
-                <w:szCs w:val="17"/>
-              </w:rPr>
-              <w:t xml:space="preserve">vietnamplus</w:t>
-            </w:r>
-          </w:p>
-        </w:tc>
-        <w:tc>
-          <w:tcPr>
-            <w:tcW w:type="dxa" w:w="1300"/>
-            <w:tcBorders>
-              <w:top w:val="single" w:color="DDDDDD" w:sz="1"/>
-              <w:left w:val="single" w:color="DDDDDD" w:sz="1"/>
-              <w:bottom w:val="single" w:color="DDDDDD" w:sz="1"/>
-              <w:right w:val="single" w:color="DDDDDD" w:sz="1"/>
-            </w:tcBorders>
-            <w:shd w:fill="E8F5E9" w:val="clear"/>
-            <w:tcMar>
-              <w:top w:type="dxa" w:w="100"/>
-              <w:left w:type="dxa" w:w="150"/>
-              <w:bottom w:type="dxa" w:w="100"/>
-              <w:right w:type="dxa" w:w="150"/>
-            </w:tcMar>
-          </w:tcPr>
-          <w:p>
-            <w:pPr>
-              <w:jc w:val="center"/>
-            </w:pPr>
-            <w:r>
-              <w:rPr>
-                <w:rFonts w:ascii="Arial" w:cs="Arial" w:eastAsia="Arial" w:hAnsi="Arial"/>
-                <w:color w:val="5F5E5A"/>
-                <w:sz w:val="17"/>
-                <w:szCs w:val="17"/>
-              </w:rPr>
-              <w:t xml:space="preserve">2026-09-04</w:t>
-            </w:r>
-          </w:p>
-        </w:tc>
-      </w:tr>
-      <w:tr>
-        <w:tc>
-          <w:tcPr>
-            <w:tcW w:type="dxa" w:w="700"/>
-            <w:tcBorders>
-              <w:top w:val="single" w:color="DDDDDD" w:sz="1"/>
-              <w:left w:val="single" w:color="DDDDDD" w:sz="1"/>
-              <w:bottom w:val="single" w:color="DDDDDD" w:sz="1"/>
-              <w:right w:val="single" w:color="DDDDDD" w:sz="1"/>
-            </w:tcBorders>
-            <w:shd w:fill="E8F5E9" w:val="clear"/>
-            <w:tcMar>
-              <w:top w:type="dxa" w:w="100"/>
-              <w:left w:type="dxa" w:w="150"/>
-              <w:bottom w:type="dxa" w:w="100"/>
-              <w:right w:type="dxa" w:w="150"/>
-            </w:tcMar>
-          </w:tcPr>
-          <w:p>
-            <w:pPr>
-              <w:jc w:val="center"/>
-            </w:pPr>
-            <w:r>
-              <w:rPr>
-                <w:rFonts w:ascii="Arial" w:cs="Arial" w:eastAsia="Arial" w:hAnsi="Arial"/>
-                <w:color w:val="2E7D32"/>
-                <w:sz w:val="18"/>
-                <w:szCs w:val="18"/>
-              </w:rPr>
-              <w:t xml:space="preserve">🆕</w:t>
-            </w:r>
-          </w:p>
-        </w:tc>
-        <w:tc>
-          <w:tcPr>
-            <w:tcW w:type="dxa" w:w="5560"/>
-            <w:tcBorders>
-              <w:top w:val="single" w:color="DDDDDD" w:sz="1"/>
-              <w:left w:val="single" w:color="DDDDDD" w:sz="1"/>
-              <w:bottom w:val="single" w:color="DDDDDD" w:sz="1"/>
-              <w:right w:val="single" w:color="DDDDDD" w:sz="1"/>
-            </w:tcBorders>
-            <w:shd w:fill="E8F5E9" w:val="clear"/>
-            <w:tcMar>
-              <w:top w:type="dxa" w:w="100"/>
-              <w:left w:type="dxa" w:w="150"/>
-              <w:bottom w:type="dxa" w:w="100"/>
-              <w:right w:type="dxa" w:w="150"/>
-            </w:tcMar>
-          </w:tcPr>
-          <w:p>
-            <w:r>
-              <w:rPr>
-                <w:rFonts w:ascii="Arial" w:cs="Arial" w:eastAsia="Arial" w:hAnsi="Arial"/>
-                <w:b/>
-                <w:bCs/>
-                <w:color w:val="1A1A1A"/>
-                <w:sz w:val="18"/>
-                <w:szCs w:val="18"/>
-              </w:rPr>
-              <w:t xml:space="preserve">베트남, 글로벌, 지역 반도체 가치사슬로 더 깊이 진출</w:t>
-            </w:r>
-          </w:p>
-          <w:p>
-            <w:pPr>
-              <w:spacing w:before="40"/>
-            </w:pPr>
-            <w:r>
-              <w:rPr>
-                <w:rFonts w:ascii="Arial" w:cs="Arial" w:eastAsia="Arial" w:hAnsi="Arial"/>
-                <w:color w:val="5F5E5A"/>
-                <w:sz w:val="16"/>
-                <w:szCs w:val="16"/>
-              </w:rPr>
-              <w:t xml:space="preserve">①베트남 반도체 칩 프로토타이핑 지원센터 ②2025년 산업규모 210억 달러, 외국인투자 140억 달러, 240개 이상 프로젝트 ③운영 중(2026년 6월 26일 개소) ④과학기술부(MST), AITI ⑤설계-제조 ...</w:t>
-            </w:r>
-          </w:p>
-        </w:tc>
-        <w:tc>
-          <w:tcPr>
-            <w:tcW w:type="dxa" w:w="1800"/>
-            <w:tcBorders>
-              <w:top w:val="single" w:color="DDDDDD" w:sz="1"/>
-              <w:left w:val="single" w:color="DDDDDD" w:sz="1"/>
-              <w:bottom w:val="single" w:color="DDDDDD" w:sz="1"/>
-              <w:right w:val="single" w:color="DDDDDD" w:sz="1"/>
-            </w:tcBorders>
-            <w:shd w:fill="E8F5E9" w:val="clear"/>
-            <w:tcMar>
-              <w:top w:type="dxa" w:w="100"/>
-              <w:left w:type="dxa" w:w="150"/>
-              <w:bottom w:type="dxa" w:w="100"/>
-              <w:right w:type="dxa" w:w="150"/>
-            </w:tcMar>
-          </w:tcPr>
-          <w:p>
-            <w:r>
-              <w:rPr>
-                <w:rFonts w:ascii="Arial" w:cs="Arial" w:eastAsia="Arial" w:hAnsi="Arial"/>
-                <w:color w:val="185FA5"/>
-                <w:sz w:val="17"/>
-                <w:szCs w:val="17"/>
-              </w:rPr>
-              <w:t xml:space="preserve">vietnamnews_vn</w:t>
-            </w:r>
-          </w:p>
-        </w:tc>
-        <w:tc>
-          <w:tcPr>
-            <w:tcW w:type="dxa" w:w="1300"/>
-            <w:tcBorders>
-              <w:top w:val="single" w:color="DDDDDD" w:sz="1"/>
-              <w:left w:val="single" w:color="DDDDDD" w:sz="1"/>
-              <w:bottom w:val="single" w:color="DDDDDD" w:sz="1"/>
-              <w:right w:val="single" w:color="DDDDDD" w:sz="1"/>
-            </w:tcBorders>
-            <w:shd w:fill="E8F5E9" w:val="clear"/>
-            <w:tcMar>
-              <w:top w:type="dxa" w:w="100"/>
-              <w:left w:type="dxa" w:w="150"/>
-              <w:bottom w:type="dxa" w:w="100"/>
-              <w:right w:type="dxa" w:w="150"/>
-            </w:tcMar>
-          </w:tcPr>
-          <w:p>
-            <w:pPr>
-              <w:jc w:val="center"/>
-            </w:pPr>
-            <w:r>
-              <w:rPr>
-                <w:rFonts w:ascii="Arial" w:cs="Arial" w:eastAsia="Arial" w:hAnsi="Arial"/>
-                <w:color w:val="5F5E5A"/>
-                <w:sz w:val="17"/>
-                <w:szCs w:val="17"/>
-              </w:rPr>
-              <w:t xml:space="preserve">2026-09-04</w:t>
+              <w:t xml:space="preserve">2026-12-01</w:t>
             </w:r>
           </w:p>
         </w:tc>
@@ -24061,7 +23787,7 @@
                 <w:sz w:val="18"/>
                 <w:szCs w:val="18"/>
               </w:rPr>
-              <w:t xml:space="preserve">베트남, 롱탄공항까지 벤탄-쑤오이티엔 지하철 노선 긴급 연장 승인</w:t>
+              <w:t xml:space="preserve">베트남, 2026년 말까지 남북 고속철도 건설 시작 목표</w:t>
             </w:r>
           </w:p>
           <w:p>
@@ -24075,7 +23801,7 @@
                 <w:sz w:val="16"/>
                 <w:szCs w:val="16"/>
               </w:rPr>
-              <w:t xml:space="preserve">①벤탄-수이띤 메트로선 롱탄공항 연장사업 ②연장거리 및 예산 미상 ③승인 단계 ④베트남 정부 발주 ⑤긴급 착공 추진 중. VN-TRAN-2055, VN-URB-METRO-2030 관련 호찌민시-동나이성-롱탄공항 연결...</w:t>
+              <w:t xml:space="preserve">① 남북 고속철도 ② 총사업비 670억 달러, 연장 1,541km ③ 착공 (2026년 12월 31일 착공 예정) ④ 베트남 정부, 중국·일본·한국 기술협력 ⑤ 2026년 12월 31일 착공, 2035년 완공 목표</w:t>
             </w:r>
           </w:p>
         </w:tc>
@@ -24104,7 +23830,7 @@
                 <w:sz w:val="17"/>
                 <w:szCs w:val="17"/>
               </w:rPr>
-              <w:t xml:space="preserve">DTiNews - Dân trí</w:t>
+              <w:t xml:space="preserve">Facebook, Freshfields, AHK Vietnam</w:t>
             </w:r>
           </w:p>
         </w:tc>
@@ -24136,7 +23862,7 @@
                 <w:sz w:val="17"/>
                 <w:szCs w:val="17"/>
               </w:rPr>
-              <w:t xml:space="preserve">2026-08-27</w:t>
+              <w:t xml:space="preserve">2026-09-04</w:t>
             </w:r>
           </w:p>
         </w:tc>
@@ -24201,7 +23927,7 @@
                 <w:sz w:val="18"/>
                 <w:szCs w:val="18"/>
               </w:rPr>
-              <w:t xml:space="preserve">Lien Khuong 국제공항, 재개장 후 첫 국제선 비행 환영</w:t>
+              <w:t xml:space="preserve">베트남 기업, 더 높은 가치의 글로벌 공급망 역할 주목</w:t>
             </w:r>
           </w:p>
           <w:p>
@@ -24215,11 +23941,7 @@
                 <w:sz w:val="16"/>
                 <w:szCs w:val="16"/>
               </w:rPr>
-              <w:t xml:space="preserve">① 렌쿠옹 국제공항 재개장 후 첫 국제선 운항
-② 구체적 규모 미명시
-③ 운영 중 (재개장 후 국제선 운영 단계)
-④ 베트남 민간항공청, 람동성 당국
-⑤ 2026년 9월 첫 국제선 운항 개시</w:t>
+              <w:t xml:space="preserve">①베트남 글로벌 공급망 고부가가치화 ②수출액 4,760억 달러(2025년) ③계획단계 ④베트남 정부, 식품협회 등 ⑤고부가가치 단계로의 전환 추진. 베트남은 수출 규모는 크나 부가가치 비중 낮음(해외부가가치 48%)...</w:t>
             </w:r>
           </w:p>
         </w:tc>
@@ -24248,7 +23970,7 @@
                 <w:sz w:val="17"/>
                 <w:szCs w:val="17"/>
               </w:rPr>
-              <w:t xml:space="preserve">vietnamplus</w:t>
+              <w:t xml:space="preserve">sggp_org_vn</w:t>
             </w:r>
           </w:p>
         </w:tc>
@@ -24280,7 +24002,7 @@
                 <w:sz w:val="17"/>
                 <w:szCs w:val="17"/>
               </w:rPr>
-              <w:t xml:space="preserve">2026-09-02</w:t>
+              <w:t xml:space="preserve">2026-09-04</w:t>
             </w:r>
           </w:p>
         </w:tc>
@@ -24345,7 +24067,7 @@
                 <w:sz w:val="18"/>
                 <w:szCs w:val="18"/>
               </w:rPr>
-              <w:t xml:space="preserve">베트남, ASEAN-러시아 협력을 위한 5가지 우선순위 제안</w:t>
+              <w:t xml:space="preserve">베트남, 글로벌, 지역 반도체 가치 사슬로 더 깊이 진출</w:t>
             </w:r>
           </w:p>
           <w:p>
@@ -24359,10 +24081,7 @@
                 <w:sz w:val="16"/>
                 <w:szCs w:val="16"/>
               </w:rPr>
-              <w:t xml:space="preserve">사업명: ASEAN-러시아 종합협력행동계획(2026-2030)
-규모: 러-ASEAN 무역 21억 달러(2025년), 베트남-러 무역 4.77억 달러
-단계: 계획·승인 완료
-기관: 베트남 재무부, 러시아상공회의소, A...</w:t>
+              <w:t xml:space="preserve">①베트남 반도체 산업 글로벌 가치사슬 진출 ②2025년 210억 달러 수익, 140억 달러 외국인투자 ③계획 단계 ④과학기술부, 베트남국립대학교, 240개 이상 프로젝트 ⑤칩 설계-검증-생산 인프라 구축 추진 중</w:t>
             </w:r>
           </w:p>
         </w:tc>
@@ -24391,7 +24110,7 @@
                 <w:sz w:val="17"/>
                 <w:szCs w:val="17"/>
               </w:rPr>
-              <w:t xml:space="preserve">nhandan_vn</w:t>
+              <w:t xml:space="preserve">vietnamplus</w:t>
             </w:r>
           </w:p>
         </w:tc>
@@ -24423,7 +24142,7 @@
                 <w:sz w:val="17"/>
                 <w:szCs w:val="17"/>
               </w:rPr>
-              <w:t xml:space="preserve">2026-09-02</w:t>
+              <w:t xml:space="preserve">2026-09-04</w:t>
             </w:r>
           </w:p>
         </w:tc>
@@ -24488,7 +24207,7 @@
                 <w:sz w:val="18"/>
                 <w:szCs w:val="18"/>
               </w:rPr>
-              <w:t xml:space="preserve">국경일 휴가로 주요 허브 전역에서 관광 수익 창출</w:t>
+              <w:t xml:space="preserve">베트남, 경제외교 촉진하고 미국과 더 깊은 협력 모색</w:t>
             </w:r>
           </w:p>
           <w:p>
@@ -24502,7 +24221,7 @@
                 <w:sz w:val="16"/>
                 <w:szCs w:val="16"/>
               </w:rPr>
-              <w:t xml:space="preserve">①베트남 국경절 휴가 관광 수익성장 ②호치민시 165만 명·4.9조 VND, 광닝성 56.8만 명·1.8조 VND, 투옌꽝성 17만 명 방문 ③운영 중 ④각 지방 관광청, 투어사, 호텔, 음식점 ⑤광닝성 2026년 ...</w:t>
+              <w:t xml:space="preserve">사업명: 베트남-미국 경제외교 및 협력 강화 | 규모: 양자협력 강화 (구체적 예산 미명시) | 진행단계: 계획 | 주요기관: 베트남 정부(PM 레민흥), 외교부 | 일정: 2026년 9월 6-11일 외교차관 공식방...</w:t>
             </w:r>
           </w:p>
         </w:tc>
@@ -24563,7 +24282,7 @@
                 <w:sz w:val="17"/>
                 <w:szCs w:val="17"/>
               </w:rPr>
-              <w:t xml:space="preserve">2026-09-03</w:t>
+              <w:t xml:space="preserve">2026-09-04</w:t>
             </w:r>
           </w:p>
         </w:tc>
@@ -24628,7 +24347,7 @@
                 <w:sz w:val="18"/>
                 <w:szCs w:val="18"/>
               </w:rPr>
-              <w:t xml:space="preserve">사진 속: 국경일에 불꽃놀이가 하노이와 호치민시를 눈부시게 합니다.</w:t>
+              <w:t xml:space="preserve">베트남, 글로벌, 지역 반도체 가치사슬로 더 깊이 진출</w:t>
             </w:r>
           </w:p>
           <w:p>
@@ -24642,7 +24361,7 @@
                 <w:sz w:val="16"/>
                 <w:szCs w:val="16"/>
               </w:rPr>
-              <w:t xml:space="preserve">본 기사는 인프라 사업과 무관한 베트남 국경일 불꽃축제 관련 뉴스입니다. 사업명, 예산, 진행단계, 주요기관, 일정 등 인프라 프로젝트 정보가 없어 요약 불가능합니다. VN-TRAN-2055 마스터플랜과도 직접적 연...</w:t>
+              <w:t xml:space="preserve">① 베트남 반도체 칩 프로토타이핑 국가센터 ② 2025년 산업 매출 21억 달러, 외국인투자 140억 달러(240개+ 사업) ③ 운영 중(2026년 6월 26일 개소) ④ 과학기술부(MST), AITI, 베트남국립대...</w:t>
             </w:r>
           </w:p>
         </w:tc>
@@ -24671,7 +24390,7 @@
                 <w:sz w:val="17"/>
                 <w:szCs w:val="17"/>
               </w:rPr>
-              <w:t xml:space="preserve">nhandan_vn</w:t>
+              <w:t xml:space="preserve">vietnamnews_vn</w:t>
             </w:r>
           </w:p>
         </w:tc>
@@ -24703,7 +24422,7 @@
                 <w:sz w:val="17"/>
                 <w:szCs w:val="17"/>
               </w:rPr>
-              <w:t xml:space="preserve">2026-09-03</w:t>
+              <w:t xml:space="preserve">2026-09-04</w:t>
             </w:r>
           </w:p>
         </w:tc>
@@ -24768,7 +24487,7 @@
                 <w:sz w:val="18"/>
                 <w:szCs w:val="18"/>
               </w:rPr>
-              <w:t xml:space="preserve">"Surfing Green Smoke"는 호치민시 젊은이들에게 녹색 교통수단을 더 가까이 제공합니다.</w:t>
+              <w:t xml:space="preserve">베트남, 롱탄공항까지 벤탄-쑤오이티엔 지하철 노선 긴급 연장 승인</w:t>
             </w:r>
           </w:p>
           <w:p>
@@ -24782,11 +24501,11 @@
                 <w:sz w:val="16"/>
                 <w:szCs w:val="16"/>
               </w:rPr>
-              <w:t xml:space="preserve">사업명: '서핑 그린 스모크'(Surfing Green Smoke) 청년 대상 녹색교통 캠페인
-사업규모: 호찌민시 청년층 대상 인식개선 프로젝트
-진행단계: 운영 중
-주요기관: 호찌민시 환경당국, 지역 미디어
-핵심일정...</w:t>
+              <w:t xml:space="preserve">① 벤탄-수이띈 메트로선 롱탄공항 연장 사업
+② 호찌민시~동나이성~롱탄국제공항 연결(구체적 연장거리 미기재)
+③ 승인 단계
+④ 베트남 정부(발주처), 교통부
+⑤ 긴급 착공 추진(2026년 8월 승인)</w:t>
             </w:r>
           </w:p>
         </w:tc>
@@ -24815,7 +24534,7 @@
                 <w:sz w:val="17"/>
                 <w:szCs w:val="17"/>
               </w:rPr>
-              <w:t xml:space="preserve">Moi truong &amp; Cuoc song</w:t>
+              <w:t xml:space="preserve">DTiNews - Dân trí</w:t>
             </w:r>
           </w:p>
         </w:tc>
@@ -24847,7 +24566,7 @@
                 <w:sz w:val="17"/>
                 <w:szCs w:val="17"/>
               </w:rPr>
-              <w:t xml:space="preserve">2026-09-03</w:t>
+              <w:t xml:space="preserve">2026-08-27</w:t>
             </w:r>
           </w:p>
         </w:tc>
@@ -24912,7 +24631,7 @@
                 <w:sz w:val="18"/>
                 <w:szCs w:val="18"/>
               </w:rPr>
-              <w:t xml:space="preserve">롱탄(Long Thanh) 국제공항 도로 접근 및 순환도로 3 완성</w:t>
+              <w:t xml:space="preserve">Lien Khuong 국제공항, 재개장 후 첫 국제선 비행 환영</w:t>
             </w:r>
           </w:p>
           <w:p>
@@ -24926,7 +24645,7 @@
                 <w:sz w:val="16"/>
                 <w:szCs w:val="16"/>
               </w:rPr>
-              <w:t xml:space="preserve">①롱탄국제공항 도로접근 및 3호 환상도로 ②T1 터미널 개장, 연간 2,500만 명 처리 용량 ③준공(2025년 12월 기술개장, 2026년 12월 상용개장 예정) ④베트남 정부·베트남공항공사(ACV) ⑤2026년 ...</w:t>
+              <w:t xml:space="preserve">①리엔쿠옹국제공항 재개항 후 첫 국제선 운항 ②구체적 규모 미기재 ③운영중(재개항 완료) ④베트남 정부 항공청·공항운영사 ⑤2026년 9월 첫 국제선 운항 개시로 국제선 정상화 진행</w:t>
             </w:r>
           </w:p>
         </w:tc>
@@ -24955,7 +24674,7 @@
                 <w:sz w:val="17"/>
                 <w:szCs w:val="17"/>
               </w:rPr>
-              <w:t xml:space="preserve">Wikipedia</w:t>
+              <w:t xml:space="preserve">vietnamplus</w:t>
             </w:r>
           </w:p>
         </w:tc>
@@ -24987,7 +24706,7 @@
                 <w:sz w:val="17"/>
                 <w:szCs w:val="17"/>
               </w:rPr>
-              <w:t xml:space="preserve">2026-12-01</w:t>
+              <w:t xml:space="preserve">2026-09-02</w:t>
             </w:r>
           </w:p>
         </w:tc>
@@ -25052,7 +24771,7 @@
                 <w:sz w:val="18"/>
                 <w:szCs w:val="18"/>
               </w:rPr>
-              <w:t xml:space="preserve">베트남, 2026~2030년 전략적 인프라 투자 가속화</w:t>
+              <w:t xml:space="preserve">베트남, ASEAN-러시아 협력을 위한 5가지 우선순위 제안</w:t>
             </w:r>
           </w:p>
           <w:p>
@@ -25066,7 +24785,711 @@
                 <w:sz w:val="16"/>
                 <w:szCs w:val="16"/>
               </w:rPr>
-              <w:t xml:space="preserve">① 베트남 2026-2030 전략 인프라 투자 계획 ② 3개 핵심 사업: 지아빈 국제공항 196.38조 VND(75.3억 달러), 4대 철도 사업 445.1조 VND(170억 달러) ③ 계획 단계 ④ 베트남 건설부,...</w:t>
+              <w:t xml:space="preserve">사업명: ASEAN-러시아 종합협력행동계획(2026-2030)
+규모: 러-ASEAN 교역액 21억 달러(2025년)
+단계: 계획 수립 완료
+기관: ASEAN-러시아 정상회담(카잔), 베트남 재무부
+일정: 2026-2...</w:t>
+            </w:r>
+          </w:p>
+        </w:tc>
+        <w:tc>
+          <w:tcPr>
+            <w:tcW w:type="dxa" w:w="1800"/>
+            <w:tcBorders>
+              <w:top w:val="single" w:color="DDDDDD" w:sz="1"/>
+              <w:left w:val="single" w:color="DDDDDD" w:sz="1"/>
+              <w:bottom w:val="single" w:color="DDDDDD" w:sz="1"/>
+              <w:right w:val="single" w:color="DDDDDD" w:sz="1"/>
+            </w:tcBorders>
+            <w:shd w:fill="FFFFFF" w:val="clear"/>
+            <w:tcMar>
+              <w:top w:type="dxa" w:w="100"/>
+              <w:left w:type="dxa" w:w="150"/>
+              <w:bottom w:type="dxa" w:w="100"/>
+              <w:right w:type="dxa" w:w="150"/>
+            </w:tcMar>
+          </w:tcPr>
+          <w:p>
+            <w:r>
+              <w:rPr>
+                <w:rFonts w:ascii="Arial" w:cs="Arial" w:eastAsia="Arial" w:hAnsi="Arial"/>
+                <w:color w:val="185FA5"/>
+                <w:sz w:val="17"/>
+                <w:szCs w:val="17"/>
+              </w:rPr>
+              <w:t xml:space="preserve">nhandan_vn</w:t>
+            </w:r>
+          </w:p>
+        </w:tc>
+        <w:tc>
+          <w:tcPr>
+            <w:tcW w:type="dxa" w:w="1300"/>
+            <w:tcBorders>
+              <w:top w:val="single" w:color="DDDDDD" w:sz="1"/>
+              <w:left w:val="single" w:color="DDDDDD" w:sz="1"/>
+              <w:bottom w:val="single" w:color="DDDDDD" w:sz="1"/>
+              <w:right w:val="single" w:color="DDDDDD" w:sz="1"/>
+            </w:tcBorders>
+            <w:shd w:fill="FFFFFF" w:val="clear"/>
+            <w:tcMar>
+              <w:top w:type="dxa" w:w="100"/>
+              <w:left w:type="dxa" w:w="150"/>
+              <w:bottom w:type="dxa" w:w="100"/>
+              <w:right w:type="dxa" w:w="150"/>
+            </w:tcMar>
+          </w:tcPr>
+          <w:p>
+            <w:pPr>
+              <w:jc w:val="center"/>
+            </w:pPr>
+            <w:r>
+              <w:rPr>
+                <w:rFonts w:ascii="Arial" w:cs="Arial" w:eastAsia="Arial" w:hAnsi="Arial"/>
+                <w:color w:val="5F5E5A"/>
+                <w:sz w:val="17"/>
+                <w:szCs w:val="17"/>
+              </w:rPr>
+              <w:t xml:space="preserve">2026-09-02</w:t>
+            </w:r>
+          </w:p>
+        </w:tc>
+      </w:tr>
+      <w:tr>
+        <w:tc>
+          <w:tcPr>
+            <w:tcW w:type="dxa" w:w="700"/>
+            <w:tcBorders>
+              <w:top w:val="single" w:color="DDDDDD" w:sz="1"/>
+              <w:left w:val="single" w:color="DDDDDD" w:sz="1"/>
+              <w:bottom w:val="single" w:color="DDDDDD" w:sz="1"/>
+              <w:right w:val="single" w:color="DDDDDD" w:sz="1"/>
+            </w:tcBorders>
+            <w:shd w:fill="FFFFFF" w:val="clear"/>
+            <w:tcMar>
+              <w:top w:type="dxa" w:w="100"/>
+              <w:left w:type="dxa" w:w="150"/>
+              <w:bottom w:type="dxa" w:w="100"/>
+              <w:right w:type="dxa" w:w="150"/>
+            </w:tcMar>
+          </w:tcPr>
+          <w:p>
+            <w:pPr>
+              <w:jc w:val="center"/>
+            </w:pPr>
+            <w:r>
+              <w:rPr>
+                <w:rFonts w:ascii="Arial" w:cs="Arial" w:eastAsia="Arial" w:hAnsi="Arial"/>
+                <w:color w:val="5F5E5A"/>
+                <w:sz w:val="18"/>
+                <w:szCs w:val="18"/>
+              </w:rPr>
+              <w:t xml:space="preserve">·</w:t>
+            </w:r>
+          </w:p>
+        </w:tc>
+        <w:tc>
+          <w:tcPr>
+            <w:tcW w:type="dxa" w:w="5560"/>
+            <w:tcBorders>
+              <w:top w:val="single" w:color="DDDDDD" w:sz="1"/>
+              <w:left w:val="single" w:color="DDDDDD" w:sz="1"/>
+              <w:bottom w:val="single" w:color="DDDDDD" w:sz="1"/>
+              <w:right w:val="single" w:color="DDDDDD" w:sz="1"/>
+            </w:tcBorders>
+            <w:shd w:fill="FFFFFF" w:val="clear"/>
+            <w:tcMar>
+              <w:top w:type="dxa" w:w="100"/>
+              <w:left w:type="dxa" w:w="150"/>
+              <w:bottom w:type="dxa" w:w="100"/>
+              <w:right w:type="dxa" w:w="150"/>
+            </w:tcMar>
+          </w:tcPr>
+          <w:p>
+            <w:r>
+              <w:rPr>
+                <w:rFonts w:ascii="Arial" w:cs="Arial" w:eastAsia="Arial" w:hAnsi="Arial"/>
+                <w:b w:val="false"/>
+                <w:bCs w:val="false"/>
+                <w:color w:val="1A1A1A"/>
+                <w:sz w:val="18"/>
+                <w:szCs w:val="18"/>
+              </w:rPr>
+              <w:t xml:space="preserve">국경일 휴가로 주요 허브 전역에서 관광 수익 창출</w:t>
+            </w:r>
+          </w:p>
+          <w:p>
+            <w:pPr>
+              <w:spacing w:before="40"/>
+            </w:pPr>
+            <w:r>
+              <w:rPr>
+                <w:rFonts w:ascii="Arial" w:cs="Arial" w:eastAsia="Arial" w:hAnsi="Arial"/>
+                <w:color w:val="5F5E5A"/>
+                <w:sz w:val="16"/>
+                <w:szCs w:val="16"/>
+              </w:rPr>
+              <w:t xml:space="preserve">①베트남 국경절 연휴 관광 성과 ②호치민시 165만 국내·6.2만 해외 관광객 유치, 49억 동 수익; 광닝성 56.8만 명·1.8조 동 수익 ③운영 중 ④호치민시·광닝성 관광청 ⑤2026년 광닝성 2,250만 명·...</w:t>
+            </w:r>
+          </w:p>
+        </w:tc>
+        <w:tc>
+          <w:tcPr>
+            <w:tcW w:type="dxa" w:w="1800"/>
+            <w:tcBorders>
+              <w:top w:val="single" w:color="DDDDDD" w:sz="1"/>
+              <w:left w:val="single" w:color="DDDDDD" w:sz="1"/>
+              <w:bottom w:val="single" w:color="DDDDDD" w:sz="1"/>
+              <w:right w:val="single" w:color="DDDDDD" w:sz="1"/>
+            </w:tcBorders>
+            <w:shd w:fill="FFFFFF" w:val="clear"/>
+            <w:tcMar>
+              <w:top w:type="dxa" w:w="100"/>
+              <w:left w:type="dxa" w:w="150"/>
+              <w:bottom w:type="dxa" w:w="100"/>
+              <w:right w:type="dxa" w:w="150"/>
+            </w:tcMar>
+          </w:tcPr>
+          <w:p>
+            <w:r>
+              <w:rPr>
+                <w:rFonts w:ascii="Arial" w:cs="Arial" w:eastAsia="Arial" w:hAnsi="Arial"/>
+                <w:color w:val="185FA5"/>
+                <w:sz w:val="17"/>
+                <w:szCs w:val="17"/>
+              </w:rPr>
+              <w:t xml:space="preserve">vietnamplus</w:t>
+            </w:r>
+          </w:p>
+        </w:tc>
+        <w:tc>
+          <w:tcPr>
+            <w:tcW w:type="dxa" w:w="1300"/>
+            <w:tcBorders>
+              <w:top w:val="single" w:color="DDDDDD" w:sz="1"/>
+              <w:left w:val="single" w:color="DDDDDD" w:sz="1"/>
+              <w:bottom w:val="single" w:color="DDDDDD" w:sz="1"/>
+              <w:right w:val="single" w:color="DDDDDD" w:sz="1"/>
+            </w:tcBorders>
+            <w:shd w:fill="FFFFFF" w:val="clear"/>
+            <w:tcMar>
+              <w:top w:type="dxa" w:w="100"/>
+              <w:left w:type="dxa" w:w="150"/>
+              <w:bottom w:type="dxa" w:w="100"/>
+              <w:right w:type="dxa" w:w="150"/>
+            </w:tcMar>
+          </w:tcPr>
+          <w:p>
+            <w:pPr>
+              <w:jc w:val="center"/>
+            </w:pPr>
+            <w:r>
+              <w:rPr>
+                <w:rFonts w:ascii="Arial" w:cs="Arial" w:eastAsia="Arial" w:hAnsi="Arial"/>
+                <w:color w:val="5F5E5A"/>
+                <w:sz w:val="17"/>
+                <w:szCs w:val="17"/>
+              </w:rPr>
+              <w:t xml:space="preserve">2026-09-03</w:t>
+            </w:r>
+          </w:p>
+        </w:tc>
+      </w:tr>
+      <w:tr>
+        <w:tc>
+          <w:tcPr>
+            <w:tcW w:type="dxa" w:w="700"/>
+            <w:tcBorders>
+              <w:top w:val="single" w:color="DDDDDD" w:sz="1"/>
+              <w:left w:val="single" w:color="DDDDDD" w:sz="1"/>
+              <w:bottom w:val="single" w:color="DDDDDD" w:sz="1"/>
+              <w:right w:val="single" w:color="DDDDDD" w:sz="1"/>
+            </w:tcBorders>
+            <w:shd w:fill="FFFFFF" w:val="clear"/>
+            <w:tcMar>
+              <w:top w:type="dxa" w:w="100"/>
+              <w:left w:type="dxa" w:w="150"/>
+              <w:bottom w:type="dxa" w:w="100"/>
+              <w:right w:type="dxa" w:w="150"/>
+            </w:tcMar>
+          </w:tcPr>
+          <w:p>
+            <w:pPr>
+              <w:jc w:val="center"/>
+            </w:pPr>
+            <w:r>
+              <w:rPr>
+                <w:rFonts w:ascii="Arial" w:cs="Arial" w:eastAsia="Arial" w:hAnsi="Arial"/>
+                <w:color w:val="5F5E5A"/>
+                <w:sz w:val="18"/>
+                <w:szCs w:val="18"/>
+              </w:rPr>
+              <w:t xml:space="preserve">·</w:t>
+            </w:r>
+          </w:p>
+        </w:tc>
+        <w:tc>
+          <w:tcPr>
+            <w:tcW w:type="dxa" w:w="5560"/>
+            <w:tcBorders>
+              <w:top w:val="single" w:color="DDDDDD" w:sz="1"/>
+              <w:left w:val="single" w:color="DDDDDD" w:sz="1"/>
+              <w:bottom w:val="single" w:color="DDDDDD" w:sz="1"/>
+              <w:right w:val="single" w:color="DDDDDD" w:sz="1"/>
+            </w:tcBorders>
+            <w:shd w:fill="FFFFFF" w:val="clear"/>
+            <w:tcMar>
+              <w:top w:type="dxa" w:w="100"/>
+              <w:left w:type="dxa" w:w="150"/>
+              <w:bottom w:type="dxa" w:w="100"/>
+              <w:right w:type="dxa" w:w="150"/>
+            </w:tcMar>
+          </w:tcPr>
+          <w:p>
+            <w:r>
+              <w:rPr>
+                <w:rFonts w:ascii="Arial" w:cs="Arial" w:eastAsia="Arial" w:hAnsi="Arial"/>
+                <w:b w:val="false"/>
+                <w:bCs w:val="false"/>
+                <w:color w:val="1A1A1A"/>
+                <w:sz w:val="18"/>
+                <w:szCs w:val="18"/>
+              </w:rPr>
+              <w:t xml:space="preserve">사진 속: 국경일에 불꽃놀이가 하노이와 호치민시를 눈부시게 합니다.</w:t>
+            </w:r>
+          </w:p>
+          <w:p>
+            <w:pPr>
+              <w:spacing w:before="40"/>
+            </w:pPr>
+            <w:r>
+              <w:rPr>
+                <w:rFonts w:ascii="Arial" w:cs="Arial" w:eastAsia="Arial" w:hAnsi="Arial"/>
+                <w:color w:val="5F5E5A"/>
+                <w:sz w:val="16"/>
+                <w:szCs w:val="16"/>
+              </w:rPr>
+              <w:t xml:space="preserve">본 기사는 베트남 국경일 기념 불꽃놀이 행사에 관한 보도 기사로, 인프라 사업과 무관한 문화행사입니다. 요약 대상 기사가 아니며, 제시된 마스터플랜 ID(VN-TRAN-2055)와도 연관성이 없습니다. 인프라 사업 ...</w:t>
+            </w:r>
+          </w:p>
+        </w:tc>
+        <w:tc>
+          <w:tcPr>
+            <w:tcW w:type="dxa" w:w="1800"/>
+            <w:tcBorders>
+              <w:top w:val="single" w:color="DDDDDD" w:sz="1"/>
+              <w:left w:val="single" w:color="DDDDDD" w:sz="1"/>
+              <w:bottom w:val="single" w:color="DDDDDD" w:sz="1"/>
+              <w:right w:val="single" w:color="DDDDDD" w:sz="1"/>
+            </w:tcBorders>
+            <w:shd w:fill="FFFFFF" w:val="clear"/>
+            <w:tcMar>
+              <w:top w:type="dxa" w:w="100"/>
+              <w:left w:type="dxa" w:w="150"/>
+              <w:bottom w:type="dxa" w:w="100"/>
+              <w:right w:type="dxa" w:w="150"/>
+            </w:tcMar>
+          </w:tcPr>
+          <w:p>
+            <w:r>
+              <w:rPr>
+                <w:rFonts w:ascii="Arial" w:cs="Arial" w:eastAsia="Arial" w:hAnsi="Arial"/>
+                <w:color w:val="185FA5"/>
+                <w:sz w:val="17"/>
+                <w:szCs w:val="17"/>
+              </w:rPr>
+              <w:t xml:space="preserve">nhandan_vn</w:t>
+            </w:r>
+          </w:p>
+        </w:tc>
+        <w:tc>
+          <w:tcPr>
+            <w:tcW w:type="dxa" w:w="1300"/>
+            <w:tcBorders>
+              <w:top w:val="single" w:color="DDDDDD" w:sz="1"/>
+              <w:left w:val="single" w:color="DDDDDD" w:sz="1"/>
+              <w:bottom w:val="single" w:color="DDDDDD" w:sz="1"/>
+              <w:right w:val="single" w:color="DDDDDD" w:sz="1"/>
+            </w:tcBorders>
+            <w:shd w:fill="FFFFFF" w:val="clear"/>
+            <w:tcMar>
+              <w:top w:type="dxa" w:w="100"/>
+              <w:left w:type="dxa" w:w="150"/>
+              <w:bottom w:type="dxa" w:w="100"/>
+              <w:right w:type="dxa" w:w="150"/>
+            </w:tcMar>
+          </w:tcPr>
+          <w:p>
+            <w:pPr>
+              <w:jc w:val="center"/>
+            </w:pPr>
+            <w:r>
+              <w:rPr>
+                <w:rFonts w:ascii="Arial" w:cs="Arial" w:eastAsia="Arial" w:hAnsi="Arial"/>
+                <w:color w:val="5F5E5A"/>
+                <w:sz w:val="17"/>
+                <w:szCs w:val="17"/>
+              </w:rPr>
+              <w:t xml:space="preserve">2026-09-03</w:t>
+            </w:r>
+          </w:p>
+        </w:tc>
+      </w:tr>
+      <w:tr>
+        <w:tc>
+          <w:tcPr>
+            <w:tcW w:type="dxa" w:w="700"/>
+            <w:tcBorders>
+              <w:top w:val="single" w:color="DDDDDD" w:sz="1"/>
+              <w:left w:val="single" w:color="DDDDDD" w:sz="1"/>
+              <w:bottom w:val="single" w:color="DDDDDD" w:sz="1"/>
+              <w:right w:val="single" w:color="DDDDDD" w:sz="1"/>
+            </w:tcBorders>
+            <w:shd w:fill="FFFFFF" w:val="clear"/>
+            <w:tcMar>
+              <w:top w:type="dxa" w:w="100"/>
+              <w:left w:type="dxa" w:w="150"/>
+              <w:bottom w:type="dxa" w:w="100"/>
+              <w:right w:type="dxa" w:w="150"/>
+            </w:tcMar>
+          </w:tcPr>
+          <w:p>
+            <w:pPr>
+              <w:jc w:val="center"/>
+            </w:pPr>
+            <w:r>
+              <w:rPr>
+                <w:rFonts w:ascii="Arial" w:cs="Arial" w:eastAsia="Arial" w:hAnsi="Arial"/>
+                <w:color w:val="5F5E5A"/>
+                <w:sz w:val="18"/>
+                <w:szCs w:val="18"/>
+              </w:rPr>
+              <w:t xml:space="preserve">·</w:t>
+            </w:r>
+          </w:p>
+        </w:tc>
+        <w:tc>
+          <w:tcPr>
+            <w:tcW w:type="dxa" w:w="5560"/>
+            <w:tcBorders>
+              <w:top w:val="single" w:color="DDDDDD" w:sz="1"/>
+              <w:left w:val="single" w:color="DDDDDD" w:sz="1"/>
+              <w:bottom w:val="single" w:color="DDDDDD" w:sz="1"/>
+              <w:right w:val="single" w:color="DDDDDD" w:sz="1"/>
+            </w:tcBorders>
+            <w:shd w:fill="FFFFFF" w:val="clear"/>
+            <w:tcMar>
+              <w:top w:type="dxa" w:w="100"/>
+              <w:left w:type="dxa" w:w="150"/>
+              <w:bottom w:type="dxa" w:w="100"/>
+              <w:right w:type="dxa" w:w="150"/>
+            </w:tcMar>
+          </w:tcPr>
+          <w:p>
+            <w:r>
+              <w:rPr>
+                <w:rFonts w:ascii="Arial" w:cs="Arial" w:eastAsia="Arial" w:hAnsi="Arial"/>
+                <w:b w:val="false"/>
+                <w:bCs w:val="false"/>
+                <w:color w:val="1A1A1A"/>
+                <w:sz w:val="18"/>
+                <w:szCs w:val="18"/>
+              </w:rPr>
+              <w:t xml:space="preserve">"Surfing Green Smoke"는 호치민시 젊은이들에게 녹색 교통수단을 더 가까이 제공합니다.</w:t>
+            </w:r>
+          </w:p>
+          <w:p>
+            <w:pPr>
+              <w:spacing w:before="40"/>
+            </w:pPr>
+            <w:r>
+              <w:rPr>
+                <w:rFonts w:ascii="Arial" w:cs="Arial" w:eastAsia="Arial" w:hAnsi="Arial"/>
+                <w:color w:val="5F5E5A"/>
+                <w:sz w:val="16"/>
+                <w:szCs w:val="16"/>
+              </w:rPr>
+              <w:t xml:space="preserve">사업명: '녹연기 타기(Surfing Green Smoke)' 녹색교통 캠페인, 사업규모: 호치민시 청년층 대상 홍보사업, 진행단계: 운영 중, 주요기관: 호치민시 환경단체/미디어, 목표: 청년층에게 친환경 교통 인...</w:t>
+            </w:r>
+          </w:p>
+        </w:tc>
+        <w:tc>
+          <w:tcPr>
+            <w:tcW w:type="dxa" w:w="1800"/>
+            <w:tcBorders>
+              <w:top w:val="single" w:color="DDDDDD" w:sz="1"/>
+              <w:left w:val="single" w:color="DDDDDD" w:sz="1"/>
+              <w:bottom w:val="single" w:color="DDDDDD" w:sz="1"/>
+              <w:right w:val="single" w:color="DDDDDD" w:sz="1"/>
+            </w:tcBorders>
+            <w:shd w:fill="FFFFFF" w:val="clear"/>
+            <w:tcMar>
+              <w:top w:type="dxa" w:w="100"/>
+              <w:left w:type="dxa" w:w="150"/>
+              <w:bottom w:type="dxa" w:w="100"/>
+              <w:right w:type="dxa" w:w="150"/>
+            </w:tcMar>
+          </w:tcPr>
+          <w:p>
+            <w:r>
+              <w:rPr>
+                <w:rFonts w:ascii="Arial" w:cs="Arial" w:eastAsia="Arial" w:hAnsi="Arial"/>
+                <w:color w:val="185FA5"/>
+                <w:sz w:val="17"/>
+                <w:szCs w:val="17"/>
+              </w:rPr>
+              <w:t xml:space="preserve">Moi truong &amp; Cuoc song</w:t>
+            </w:r>
+          </w:p>
+        </w:tc>
+        <w:tc>
+          <w:tcPr>
+            <w:tcW w:type="dxa" w:w="1300"/>
+            <w:tcBorders>
+              <w:top w:val="single" w:color="DDDDDD" w:sz="1"/>
+              <w:left w:val="single" w:color="DDDDDD" w:sz="1"/>
+              <w:bottom w:val="single" w:color="DDDDDD" w:sz="1"/>
+              <w:right w:val="single" w:color="DDDDDD" w:sz="1"/>
+            </w:tcBorders>
+            <w:shd w:fill="FFFFFF" w:val="clear"/>
+            <w:tcMar>
+              <w:top w:type="dxa" w:w="100"/>
+              <w:left w:type="dxa" w:w="150"/>
+              <w:bottom w:type="dxa" w:w="100"/>
+              <w:right w:type="dxa" w:w="150"/>
+            </w:tcMar>
+          </w:tcPr>
+          <w:p>
+            <w:pPr>
+              <w:jc w:val="center"/>
+            </w:pPr>
+            <w:r>
+              <w:rPr>
+                <w:rFonts w:ascii="Arial" w:cs="Arial" w:eastAsia="Arial" w:hAnsi="Arial"/>
+                <w:color w:val="5F5E5A"/>
+                <w:sz w:val="17"/>
+                <w:szCs w:val="17"/>
+              </w:rPr>
+              <w:t xml:space="preserve">2026-09-03</w:t>
+            </w:r>
+          </w:p>
+        </w:tc>
+      </w:tr>
+      <w:tr>
+        <w:tc>
+          <w:tcPr>
+            <w:tcW w:type="dxa" w:w="700"/>
+            <w:tcBorders>
+              <w:top w:val="single" w:color="DDDDDD" w:sz="1"/>
+              <w:left w:val="single" w:color="DDDDDD" w:sz="1"/>
+              <w:bottom w:val="single" w:color="DDDDDD" w:sz="1"/>
+              <w:right w:val="single" w:color="DDDDDD" w:sz="1"/>
+            </w:tcBorders>
+            <w:shd w:fill="FFFFFF" w:val="clear"/>
+            <w:tcMar>
+              <w:top w:type="dxa" w:w="100"/>
+              <w:left w:type="dxa" w:w="150"/>
+              <w:bottom w:type="dxa" w:w="100"/>
+              <w:right w:type="dxa" w:w="150"/>
+            </w:tcMar>
+          </w:tcPr>
+          <w:p>
+            <w:pPr>
+              <w:jc w:val="center"/>
+            </w:pPr>
+            <w:r>
+              <w:rPr>
+                <w:rFonts w:ascii="Arial" w:cs="Arial" w:eastAsia="Arial" w:hAnsi="Arial"/>
+                <w:color w:val="5F5E5A"/>
+                <w:sz w:val="18"/>
+                <w:szCs w:val="18"/>
+              </w:rPr>
+              <w:t xml:space="preserve">·</w:t>
+            </w:r>
+          </w:p>
+        </w:tc>
+        <w:tc>
+          <w:tcPr>
+            <w:tcW w:type="dxa" w:w="5560"/>
+            <w:tcBorders>
+              <w:top w:val="single" w:color="DDDDDD" w:sz="1"/>
+              <w:left w:val="single" w:color="DDDDDD" w:sz="1"/>
+              <w:bottom w:val="single" w:color="DDDDDD" w:sz="1"/>
+              <w:right w:val="single" w:color="DDDDDD" w:sz="1"/>
+            </w:tcBorders>
+            <w:shd w:fill="FFFFFF" w:val="clear"/>
+            <w:tcMar>
+              <w:top w:type="dxa" w:w="100"/>
+              <w:left w:type="dxa" w:w="150"/>
+              <w:bottom w:type="dxa" w:w="100"/>
+              <w:right w:type="dxa" w:w="150"/>
+            </w:tcMar>
+          </w:tcPr>
+          <w:p>
+            <w:r>
+              <w:rPr>
+                <w:rFonts w:ascii="Arial" w:cs="Arial" w:eastAsia="Arial" w:hAnsi="Arial"/>
+                <w:b w:val="false"/>
+                <w:bCs w:val="false"/>
+                <w:color w:val="1A1A1A"/>
+                <w:sz w:val="18"/>
+                <w:szCs w:val="18"/>
+              </w:rPr>
+              <w:t xml:space="preserve">롱탄(Long Thanh) 국제공항 도로 접근 및 순환도로 3 완성</w:t>
+            </w:r>
+          </w:p>
+          <w:p>
+            <w:pPr>
+              <w:spacing w:before="40"/>
+            </w:pPr>
+            <w:r>
+              <w:rPr>
+                <w:rFonts w:ascii="Arial" w:cs="Arial" w:eastAsia="Arial" w:hAnsi="Arial"/>
+                <w:color w:val="5F5E5A"/>
+                <w:sz w:val="16"/>
+                <w:szCs w:val="16"/>
+              </w:rPr>
+              <w:t xml:space="preserve">①롱탄 국제공항 도로접근성 및 링로드3 ②터미널1 기준 규모 미명시, 호치민시 대도시권 서빙 ③준공(기술개통 2025년12월, 상업운영 2026년12월 예정) ④베트남정부/베트남공항공사 ⑤2026년12월 상업운영 개...</w:t>
+            </w:r>
+          </w:p>
+        </w:tc>
+        <w:tc>
+          <w:tcPr>
+            <w:tcW w:type="dxa" w:w="1800"/>
+            <w:tcBorders>
+              <w:top w:val="single" w:color="DDDDDD" w:sz="1"/>
+              <w:left w:val="single" w:color="DDDDDD" w:sz="1"/>
+              <w:bottom w:val="single" w:color="DDDDDD" w:sz="1"/>
+              <w:right w:val="single" w:color="DDDDDD" w:sz="1"/>
+            </w:tcBorders>
+            <w:shd w:fill="FFFFFF" w:val="clear"/>
+            <w:tcMar>
+              <w:top w:type="dxa" w:w="100"/>
+              <w:left w:type="dxa" w:w="150"/>
+              <w:bottom w:type="dxa" w:w="100"/>
+              <w:right w:type="dxa" w:w="150"/>
+            </w:tcMar>
+          </w:tcPr>
+          <w:p>
+            <w:r>
+              <w:rPr>
+                <w:rFonts w:ascii="Arial" w:cs="Arial" w:eastAsia="Arial" w:hAnsi="Arial"/>
+                <w:color w:val="185FA5"/>
+                <w:sz w:val="17"/>
+                <w:szCs w:val="17"/>
+              </w:rPr>
+              <w:t xml:space="preserve">Wikipedia</w:t>
+            </w:r>
+          </w:p>
+        </w:tc>
+        <w:tc>
+          <w:tcPr>
+            <w:tcW w:type="dxa" w:w="1300"/>
+            <w:tcBorders>
+              <w:top w:val="single" w:color="DDDDDD" w:sz="1"/>
+              <w:left w:val="single" w:color="DDDDDD" w:sz="1"/>
+              <w:bottom w:val="single" w:color="DDDDDD" w:sz="1"/>
+              <w:right w:val="single" w:color="DDDDDD" w:sz="1"/>
+            </w:tcBorders>
+            <w:shd w:fill="FFFFFF" w:val="clear"/>
+            <w:tcMar>
+              <w:top w:type="dxa" w:w="100"/>
+              <w:left w:type="dxa" w:w="150"/>
+              <w:bottom w:type="dxa" w:w="100"/>
+              <w:right w:type="dxa" w:w="150"/>
+            </w:tcMar>
+          </w:tcPr>
+          <w:p>
+            <w:pPr>
+              <w:jc w:val="center"/>
+            </w:pPr>
+            <w:r>
+              <w:rPr>
+                <w:rFonts w:ascii="Arial" w:cs="Arial" w:eastAsia="Arial" w:hAnsi="Arial"/>
+                <w:color w:val="5F5E5A"/>
+                <w:sz w:val="17"/>
+                <w:szCs w:val="17"/>
+              </w:rPr>
+              <w:t xml:space="preserve">2026-12-01</w:t>
+            </w:r>
+          </w:p>
+        </w:tc>
+      </w:tr>
+      <w:tr>
+        <w:tc>
+          <w:tcPr>
+            <w:tcW w:type="dxa" w:w="700"/>
+            <w:tcBorders>
+              <w:top w:val="single" w:color="DDDDDD" w:sz="1"/>
+              <w:left w:val="single" w:color="DDDDDD" w:sz="1"/>
+              <w:bottom w:val="single" w:color="DDDDDD" w:sz="1"/>
+              <w:right w:val="single" w:color="DDDDDD" w:sz="1"/>
+            </w:tcBorders>
+            <w:shd w:fill="FFFFFF" w:val="clear"/>
+            <w:tcMar>
+              <w:top w:type="dxa" w:w="100"/>
+              <w:left w:type="dxa" w:w="150"/>
+              <w:bottom w:type="dxa" w:w="100"/>
+              <w:right w:type="dxa" w:w="150"/>
+            </w:tcMar>
+          </w:tcPr>
+          <w:p>
+            <w:pPr>
+              <w:jc w:val="center"/>
+            </w:pPr>
+            <w:r>
+              <w:rPr>
+                <w:rFonts w:ascii="Arial" w:cs="Arial" w:eastAsia="Arial" w:hAnsi="Arial"/>
+                <w:color w:val="5F5E5A"/>
+                <w:sz w:val="18"/>
+                <w:szCs w:val="18"/>
+              </w:rPr>
+              <w:t xml:space="preserve">·</w:t>
+            </w:r>
+          </w:p>
+        </w:tc>
+        <w:tc>
+          <w:tcPr>
+            <w:tcW w:type="dxa" w:w="5560"/>
+            <w:tcBorders>
+              <w:top w:val="single" w:color="DDDDDD" w:sz="1"/>
+              <w:left w:val="single" w:color="DDDDDD" w:sz="1"/>
+              <w:bottom w:val="single" w:color="DDDDDD" w:sz="1"/>
+              <w:right w:val="single" w:color="DDDDDD" w:sz="1"/>
+            </w:tcBorders>
+            <w:shd w:fill="FFFFFF" w:val="clear"/>
+            <w:tcMar>
+              <w:top w:type="dxa" w:w="100"/>
+              <w:left w:type="dxa" w:w="150"/>
+              <w:bottom w:type="dxa" w:w="100"/>
+              <w:right w:type="dxa" w:w="150"/>
+            </w:tcMar>
+          </w:tcPr>
+          <w:p>
+            <w:r>
+              <w:rPr>
+                <w:rFonts w:ascii="Arial" w:cs="Arial" w:eastAsia="Arial" w:hAnsi="Arial"/>
+                <w:b w:val="false"/>
+                <w:bCs w:val="false"/>
+                <w:color w:val="1A1A1A"/>
+                <w:sz w:val="18"/>
+                <w:szCs w:val="18"/>
+              </w:rPr>
+              <w:t xml:space="preserve">베트남, 2026~2030년 전략적 인프라 투자 가속화</w:t>
+            </w:r>
+          </w:p>
+          <w:p>
+            <w:pPr>
+              <w:spacing w:before="40"/>
+            </w:pPr>
+            <w:r>
+              <w:rPr>
+                <w:rFonts w:ascii="Arial" w:cs="Arial" w:eastAsia="Arial" w:hAnsi="Arial"/>
+                <w:color w:val="5F5E5A"/>
+                <w:sz w:val="16"/>
+                <w:szCs w:val="16"/>
+              </w:rPr>
+              <w:t xml:space="preserve">① 2026-2030 전략적 인프라 투자 추진 ② 자이빈 국제공항 196.38조 VND(75.3억 USD), 철도 4개 사업 445.1조 VND(170억 USD) ③ 계획 단계 ④ 건설부, 민간-국제 투자자 ⑤ 아펙...</w:t>
             </w:r>
           </w:p>
         </w:tc>
@@ -29795,7 +30218,7 @@
           <w:sz w:val="20"/>
           <w:szCs w:val="20"/>
         </w:rPr>
-        <w:t xml:space="preserve">**이번 주 핵심 진행사항 (사업 추진 현황)**: 국제자연보전협회(TNC)가 기후변화 영향에 대응하고 경제적 회복력과 장기적 발전을 지원하기 위해 홍콩·광둥 지역 및 아시아 전역 생태계를 대상으로 한 '자연기반 솔루션(NbS)을 통한 기후변화 대응 및 경제회복력 강화 프로젝트'를 수립하고 본격적인 사업 추진 단계에 착수했습니다.</w:t>
+        <w:t xml:space="preserve">이번 주 핵심 진행사항 (사업 추진 현황): '자연환경 보전 전략 2030' 마스터플랜 수립의 일환으로, 국제환경단체 The Nature Conservancy(TNC) 주도하에 홍콩·광둥 지역 및 아시아 전역 생태계 복원을 위한 '자연기반 솔루션(NbS) 기반 기후변화 대응 및 경제회복력 강화 프로젝트'가 본격적인 계획 및 추진 단계에 착수했습니다.</w:t>
       </w:r>
     </w:p>
     <w:p>
@@ -29825,7 +30248,7 @@
           <w:sz w:val="20"/>
           <w:szCs w:val="20"/>
         </w:rPr>
-        <w:t xml:space="preserve">**투자 및 사업 기회 시그널 (한국 기업 관점)**: 아시아 전역의 생태계 복원 및 기후 적응형 인프라 구축 수요가 확대됨에 따라, 해안·수자원 생태 복원 기술, 친환경 토목 엔지니어링, ESG 및 탄소배출권 컨설팅 전문성을 보유한 한국 기업들의 아시아 및 동남아 지역 해외 시장 진출 및 프로젝트 참여 기회가 늘어날 것으로 전망됩니다.</w:t>
+        <w:t xml:space="preserve">투자 및 사업 기회 시그널 (한국 기업 관점): 아시아 광역 생태계 복원 및 기후 적응형 친환경 인프라 시장 확대가 본격화됨에 따라, 한국의 환경 엔지니어링, 스마트 모니터링(IoT·위성 분석), ESG 및 녹색금융 연계 자문 기업들은 국제기구 및 현지 기관과의 파트너십을 통한 시장 선점 기회를 확보할 수 있습니다.</w:t>
       </w:r>
     </w:p>
     <w:p>
@@ -29855,7 +30278,7 @@
           <w:sz w:val="20"/>
           <w:szCs w:val="20"/>
         </w:rPr>
-        <w:t xml:space="preserve">**리스크 또는 지연 징후 (없으면 특이사항 없음)**: 현재 사업 초기 계획 및 추진 단계로 직접적인 사업 지연 징후는 파악되지 않았으나, 다개국 및 광역 생태계를 대상으로 진행되는 프로젝트 특성상 각국 정부의 환경 규제 협의 및 재원 조달 절차에 따른 일정 변동 리스크에 대해 지속적인 모니터링이 필요합니다.</w:t>
+        <w:t xml:space="preserve">리스크 또는 지연 징후 (없으면 특이사항 없음): 현재 계획 및 추진 단계로 구체적인 지연 징후는 발생하지 않아 특이사항은 없으나, 다국가 및 광역 지자체 간 협업이 필요한 프로젝트 특성상 인허가 절차 및 재원 조달 방식 협의에 따른 일정 변동 가능성은 지속해서 모니터링할 필요가 있습니다.</w:t>
       </w:r>
     </w:p>
     <w:p>
@@ -31102,6 +31525,20 @@
     </w:p>
     <w:p>
       <w:pPr>
+        <w:spacing w:after="100"/>
+      </w:pPr>
+      <w:r>
+        <w:rPr>
+          <w:rFonts w:ascii="Arial" w:cs="Arial" w:eastAsia="Arial" w:hAnsi="Arial"/>
+          <w:color w:val="1A1A1A"/>
+          <w:sz w:val="20"/>
+          <w:szCs w:val="20"/>
+        </w:rPr>
+        <w:t xml:space="preserve">제시된 뉴스 기사를 바탕으로 작성한 경영진 보고용 인사이트는 다음과 같습니다.</w:t>
+      </w:r>
+    </w:p>
+    <w:p>
+      <w:pPr>
         <w:pStyle w:val="ListParagraph"/>
         <w:numPr>
           <w:ilvl w:val="0"/>
@@ -31127,7 +31564,7 @@
           <w:sz w:val="20"/>
           <w:szCs w:val="20"/>
         </w:rPr>
-        <w:t xml:space="preserve">**이번 주 핵심 진행사항 (사업 추진 현황)**: 독일 정부가 녹색 에너지 전환 과정에서 전력망 안정을 위한 과도기적 에너지원으로 천연가스 발전소 건설에 350억 유로 규모의 투자를 단행하기로 결정했습니다. 이는 재생에너지 확대에 따른 간헐성 문제를 해결하기 위해 가스 인프라를 핵심 유연성 자원으로 활용하는 전략으로, 베트남 제8차 전력개발계획(PDP8)에서 기저 전원 및 브릿지 에너지로서 LNG/가스 발전을 중시하는 정책적 방향성과 부합합니다.</w:t>
+        <w:t xml:space="preserve">**이번 주 핵심 진행사항 (사업 추진 현황):** 독일 정부가 재생에너지 확대에 따른 전력망 간헐성을 보완하고 녹색 전환을 추진하기 위해 350억 유로 규모의 가스발전소 구축 계획을 발표하였으며, 이는 베트남 제8차 전력개발계획(PDP8)과 마찬가지로 글로벌 에너지 전환 과정에서 가스 및 LNG 발전을 핵심 가교(Bridge) 전력원으로 활용하는 흐름을 보여줍니다.</w:t>
       </w:r>
     </w:p>
     <w:p>
@@ -31157,7 +31594,7 @@
           <w:sz w:val="20"/>
           <w:szCs w:val="20"/>
         </w:rPr>
-        <w:t xml:space="preserve">**투자 및 사업 기회 시그널 (한국 기업 관점)**: 주요 선진국의 가스 인프라 투자 확대 기조는 글로벌 LNG 발전, 가스 터빈 기술, EPC 및 관련 기자재 시장의 성장 가능성을 뒷받침합니다. 베트남 PDP8 실행에 발맞추어 한국 기업들은 LNG 수입 터미널, 복합화력발전소 시공 및 기자재 공급 분야에서 축적된 기술력을 바탕으로 베트남 내 가스 전력 프로젝트 수주 기회를 한층 강화할 수 있습니다.</w:t>
+        <w:t xml:space="preserve">**투자 및 사업 기회 시그널 (한국 기업 관점):** 탈탄소 전환 과정에서 가스·LNG 복합화력발전의 백업 기저전력 역할이 국제적으로 재확인됨에 따라, 베트남 PDP8 내 주요 LNG 발전 프로젝트 및 관련 LNG 터미널, 수소 혼소 발전 전환 기술을 보유한 한국 EPC 및 에너지 기업들의 사업 기회와 시장 참여 가능성이 더욱 높아질 것으로 기대됩니다.</w:t>
       </w:r>
     </w:p>
     <w:p>
@@ -31187,7 +31624,7 @@
           <w:sz w:val="20"/>
           <w:szCs w:val="20"/>
         </w:rPr>
-        <w:t xml:space="preserve">**리스크 또는 지연 징후 (없으면 특이사항 없음)**: 유럽 주요국의 대규모 가스 인프라 투자는 향후 글로벌 LNG 수급 경쟁을 심화시키고 원자재 가격 변동성을 확대할 위험이 있습니다. 이는 베트남의 연료 도입 비용 부담을 증가시켜 진행 중인 LNG 발전 프로젝트의 재무적 타당성 악화나 사업 지연으로 이어질 수 있으므로, 국제 가스 가격 추이에 대한 지속적인 모니터링이 필요합니다.</w:t>
+        <w:t xml:space="preserve">**리스크 또는 지연 징후 (없으면 특이사항 없음):** 글로벌 가스 수급 불안정에 따른 연료 가격 변동성 증대와 탄소배출 규제 강화로 인한 전환 비용 발생 위험이 상존하므로, 베트남 내 LNG 발전 프로젝트 진행 시 전력구매계약(PPA) 조건 및 가격 정산 매커니즘의 구체화 여부를 신중히 점검해야 합니다.</w:t>
       </w:r>
     </w:p>
     <w:p>
@@ -31540,7 +31977,7 @@
                 <w:sz w:val="16"/>
                 <w:szCs w:val="16"/>
               </w:rPr>
-              <w:t xml:space="preserve">독일이 녹색 에너지 전환 과정에서 천연가스 발전소 건설을 위해 350억 유로를 투자한다. 재생에너지 확대 과정의 과도기적 에너지원으로 가스 인프라를 구축하는 전략이다.</w:t>
+              <w:t xml:space="preserve">사업명: 독일 가스발전소 구축 사업 | 규모: 350억 유로 투자 | 진행단계: 계획 | 주요기관: 독일 정부 | 일정: 녹색 전환 과정 중 추진 중. 재생에너지 확대에 따른 에너지 안정성 확보를 위해 가스발전을 중...</w:t>
             </w:r>
           </w:p>
         </w:tc>
@@ -34155,6 +34592,20 @@
     </w:p>
     <w:p>
       <w:pPr>
+        <w:spacing w:after="100"/>
+      </w:pPr>
+      <w:r>
+        <w:rPr>
+          <w:rFonts w:ascii="Arial" w:cs="Arial" w:eastAsia="Arial" w:hAnsi="Arial"/>
+          <w:color w:val="1A1A1A"/>
+          <w:sz w:val="20"/>
+          <w:szCs w:val="20"/>
+        </w:rPr>
+        <w:t xml:space="preserve">수집된 뉴스 기사를 바탕으로 작성한 경영진 보고용 인사이트입니다.</w:t>
+      </w:r>
+    </w:p>
+    <w:p>
+      <w:pPr>
         <w:pStyle w:val="ListParagraph"/>
         <w:numPr>
           <w:ilvl w:val="0"/>
@@ -34180,7 +34631,7 @@
           <w:sz w:val="20"/>
           <w:szCs w:val="20"/>
         </w:rPr>
-        <w:t xml:space="preserve">**이번 주 핵심 진행사항 (사업 추진 현황)**: 베트남 빈증성(Binh Duong) 투안안 폐수처리장의 용량 확대 사업과 다낭 남탕빈 산업단지 폐수처리장의 9월 국경절 전 준공 및 가동 목표 추진 등 주요 지방정부 주도의 수처리 및 산업 인프라 확충 프로젝트가 활발히 진행되고 있습니다.</w:t>
+        <w:t xml:space="preserve">이번 주 핵심 진행사항 (사업 추진 현황): 베트남 주요 공업 도시인 빈즈엉(Binh Duong)성 투안안 폐수처리장의 용량 증설 사업이 추진 중이며, 중부 다낭 남탕빈 산업단지 폐수처리장은 9월 국경절 전 준공 및 운영 시작을 목표로 막바지 단계를 진행하는 등 전국 주요 산업·거점 지역을 중심으로 환경 수처리 인프라 구축 및 확장이 본격화되고 있습니다.</w:t>
       </w:r>
     </w:p>
     <w:p>
@@ -34210,7 +34661,7 @@
           <w:sz w:val="20"/>
           <w:szCs w:val="20"/>
         </w:rPr>
-        <w:t xml:space="preserve">**투자 및 사업 기회 시그널 (한국 기업 관점)**: 베트남 내 산업단지 조성 및 도시화 가속화에 따라 수처리 기자재 공급, 환경 EPC, 시설 운영관리(O&amp;M) 분야에서 우수한 기술력을 보유한 한국 환경 및 엔지니어링 기업들의 시장 진출 기회가 지속적으로 확대될 것으로 전망됩니다.</w:t>
+        <w:t xml:space="preserve">투자 및 사업 기회 시그널 (한국 기업 관점): 지방정부 및 산업단지 관리청 주도의 수처리 인프라 확대 움직임은 우수한 환경 기술력과 EPC 경쟁력을 보유한 한국 기업들에게 산업단지 폐수처리 설비 및 기자재 공급, O&amp;M(위탁운영) 사업권 확보, 신규 인프라 입찰 참여 등 다각도의 시장 진출 기회를 제공할 것으로 전망됩니다.</w:t>
       </w:r>
     </w:p>
     <w:p>
@@ -34240,7 +34691,7 @@
           <w:sz w:val="20"/>
           <w:szCs w:val="20"/>
         </w:rPr>
-        <w:t xml:space="preserve">**리스크 또는 지연 징후 (없으면 특이사항 없음)**: 해당 프로젝트들의 구체적인 사업 규모 및 예산 내역이 아직 세부 공개되지 않아 발주처의 사업 가이드라인과 입찰 일정을 지속해서 모니터링할 필요가 있으나, 현재 직접적인 지연 징후 등 특이사항은 없습니다.</w:t>
+        <w:t xml:space="preserve">리스크 또는 지연 징후 (없으면 특이사항 없음): 현재까지 공정 지연이나 법적·제도적 걸림돌 등 특이사항은 보고되지 않았으나, 일부 사업의 처리 용량 및 총사업비 등 구체적인 수치가 공개되지 않은 만큼 향후 세부 발주 조건과 실행 계획에 대한 지속적인 모니터링이 필요합니다.</w:t>
       </w:r>
     </w:p>
     <w:p>
@@ -35663,7 +36114,7 @@
           <w:sz w:val="20"/>
           <w:szCs w:val="20"/>
         </w:rPr>
-        <w:t xml:space="preserve">  베트남 박닌성 정부가 디지털 변혁(DX)을 핵심 축으로 삼아 2030년까지 글로벌 스마트시티 순위 상위 50위 진입을 목표로 하는 '박닌성 스마트시티 프로젝트' 마스터플랜을 발표하고 본격적인 계획 수립 단계에 착수했습니다.</w:t>
+        <w:t xml:space="preserve">  박닌성 정부 주도로 디지털 전환을 핵심 축으로 삼아 2030년까지 세계 상위 50위 글로벌 스마트시티 진입을 목표로 하는 '박닌성 스마트시티 프로젝트' 마스터플랜이 초기 계획 단계에 진입하였습니다.</w:t>
       </w:r>
     </w:p>
     <w:p>
@@ -35707,7 +36158,7 @@
           <w:sz w:val="20"/>
           <w:szCs w:val="20"/>
         </w:rPr>
-        <w:t xml:space="preserve">  지방정부 주도의 대규모 스마트시티 마스터플랜 수립으로 인해 도시 관제 시스템, ICT 데이터 센터, 스마트 교통 및 보안 등 관련 인프라 솔루션을 보유한 한국 IT·엔지니어링 기업들에게 초기 프로젝트 수주 및 기획 참여의 유망한 기회가 창출될 것으로 기대됩니다.</w:t>
+        <w:t xml:space="preserve">  박닌성은 한국 주요 제조 및 IT 기업들이 집중 입주해 있는 핵심 산업 거점인 만큼, 향후 도시 및 산업 인프라의 디지털 변혁 과정에서 지능형 교통 시스템(ITS), 데이터 센터, 스마트 파크 및 보안 솔루션 등 다양한 분야에서 한국 기업의 기술 협력 및 사업 수주 기회가 확대될 것으로 전망됩니다.</w:t>
       </w:r>
     </w:p>
     <w:p>
@@ -35751,7 +36202,7 @@
           <w:sz w:val="20"/>
           <w:szCs w:val="20"/>
         </w:rPr>
-        <w:t xml:space="preserve">  현재 프로젝트가 초기 마스터플랜 및 계획 단계에 머물러 있어 구체적인 재원 조달 방식과 공공 입찰 일정이 명확히 규정되지 않았으므로, 추진 구체화 과정에서 발생할 수 있는 사업 지연 여부를 지속적으로 모니터링할 필요가 있습니다.</w:t>
+        <w:t xml:space="preserve">  사업이 현재 마스터플랜 수립 및 계획 초기 단계에 있어 구체적인 세부 발주 일정과 예산 확보 현황에 대한 지속적인 모니터링이 필요하나, 현재 직접적인 사업 지연 리스크나 특이사항은 없습니다.</w:t>
       </w:r>
     </w:p>
     <w:p>
